--- a/2022/Drafts/Compliance Documents/LMCV-HERS/2022-LMCV-MCH-23b-AirflowRate-EveryZonalControlMode.docx
+++ b/2022/Drafts/Compliance Documents/LMCV-HERS/2022-LMCV-MCH-23b-AirflowRate-EveryZonalControlMode.docx
@@ -824,30 +824,12 @@
           </w:p>
         </w:tc>
       </w:tr>
-    </w:tbl>
-    <w:tbl>
-      <w:tblPr>
-        <w:tblW w:w="5000" w:type="pct"/>
-        <w:tblBorders>
-          <w:left w:val="single" w:sz="4" w:space="0" w:color="auto"/>
-          <w:bottom w:val="single" w:sz="4" w:space="0" w:color="auto"/>
-          <w:right w:val="single" w:sz="4" w:space="0" w:color="auto"/>
-          <w:insideH w:val="single" w:sz="4" w:space="0" w:color="auto"/>
-          <w:insideV w:val="single" w:sz="4" w:space="0" w:color="auto"/>
-        </w:tblBorders>
-        <w:tblCellMar>
-          <w:left w:w="115" w:type="dxa"/>
-          <w:right w:w="115" w:type="dxa"/>
-        </w:tblCellMar>
-        <w:tblLook w:val="0000" w:firstRow="0" w:lastRow="0" w:firstColumn="0" w:lastColumn="0" w:noHBand="0" w:noVBand="0"/>
-        <w:tblCaption w:val="Table A. Ducted Cooling System Information"/>
-      </w:tblPr>
-      <w:tblGrid>
-        <w:gridCol w:w="715"/>
-        <w:gridCol w:w="4770"/>
-        <w:gridCol w:w="5305"/>
-      </w:tblGrid>
       <w:tr>
+        <w:tblPrEx>
+          <w:tblBorders>
+            <w:top w:val="none" w:sz="0" w:space="0" w:color="auto"/>
+          </w:tblBorders>
+        </w:tblPrEx>
         <w:trPr>
           <w:cantSplit/>
           <w:trHeight w:val="144"/>
@@ -960,6 +942,11 @@
         </w:tc>
       </w:tr>
       <w:tr>
+        <w:tblPrEx>
+          <w:tblBorders>
+            <w:top w:val="none" w:sz="0" w:space="0" w:color="auto"/>
+          </w:tblBorders>
+        </w:tblPrEx>
         <w:trPr>
           <w:cantSplit/>
           <w:trHeight w:val="144"/>
@@ -1031,6 +1018,11 @@
         </w:tc>
       </w:tr>
       <w:tr>
+        <w:tblPrEx>
+          <w:tblBorders>
+            <w:top w:val="none" w:sz="0" w:space="0" w:color="auto"/>
+          </w:tblBorders>
+        </w:tblPrEx>
         <w:trPr>
           <w:cantSplit/>
           <w:trHeight w:val="144"/>
@@ -1100,6 +1092,11 @@
         </w:tc>
       </w:tr>
       <w:tr>
+        <w:tblPrEx>
+          <w:tblBorders>
+            <w:top w:val="none" w:sz="0" w:space="0" w:color="auto"/>
+          </w:tblBorders>
+        </w:tblPrEx>
         <w:trPr>
           <w:cantSplit/>
           <w:trHeight w:val="144"/>
@@ -1177,6 +1174,11 @@
         </w:tc>
       </w:tr>
       <w:tr>
+        <w:tblPrEx>
+          <w:tblBorders>
+            <w:top w:val="none" w:sz="0" w:space="0" w:color="auto"/>
+          </w:tblBorders>
+        </w:tblPrEx>
         <w:trPr>
           <w:cantSplit/>
           <w:trHeight w:val="144"/>
@@ -1248,6 +1250,11 @@
         </w:tc>
       </w:tr>
       <w:tr>
+        <w:tblPrEx>
+          <w:tblBorders>
+            <w:top w:val="none" w:sz="0" w:space="0" w:color="auto"/>
+          </w:tblBorders>
+        </w:tblPrEx>
         <w:trPr>
           <w:cantSplit/>
           <w:trHeight w:val="144"/>
@@ -1321,6 +1328,11 @@
         </w:tc>
       </w:tr>
       <w:tr>
+        <w:tblPrEx>
+          <w:tblBorders>
+            <w:top w:val="none" w:sz="0" w:space="0" w:color="auto"/>
+          </w:tblBorders>
+        </w:tblPrEx>
         <w:trPr>
           <w:cantSplit/>
           <w:trHeight w:val="144"/>
@@ -1399,6 +1411,11 @@
         </w:tc>
       </w:tr>
       <w:tr>
+        <w:tblPrEx>
+          <w:tblBorders>
+            <w:top w:val="none" w:sz="0" w:space="0" w:color="auto"/>
+          </w:tblBorders>
+        </w:tblPrEx>
         <w:trPr>
           <w:cantSplit/>
           <w:trHeight w:val="144"/>
@@ -1477,6 +1494,11 @@
         </w:tc>
       </w:tr>
       <w:tr>
+        <w:tblPrEx>
+          <w:tblBorders>
+            <w:top w:val="none" w:sz="0" w:space="0" w:color="auto"/>
+          </w:tblBorders>
+        </w:tblPrEx>
         <w:trPr>
           <w:cantSplit/>
           <w:trHeight w:val="144"/>
@@ -1547,6 +1569,11 @@
         </w:tc>
       </w:tr>
       <w:tr>
+        <w:tblPrEx>
+          <w:tblBorders>
+            <w:top w:val="none" w:sz="0" w:space="0" w:color="auto"/>
+          </w:tblBorders>
+        </w:tblPrEx>
         <w:trPr>
           <w:cantSplit/>
           <w:trHeight w:val="144"/>
@@ -1620,6 +1647,11 @@
         </w:tc>
       </w:tr>
       <w:tr>
+        <w:tblPrEx>
+          <w:tblBorders>
+            <w:top w:val="none" w:sz="0" w:space="0" w:color="auto"/>
+          </w:tblBorders>
+        </w:tblPrEx>
         <w:trPr>
           <w:cantSplit/>
           <w:trHeight w:val="144"/>
@@ -1691,6 +1723,11 @@
         </w:tc>
       </w:tr>
       <w:tr>
+        <w:tblPrEx>
+          <w:tblBorders>
+            <w:top w:val="none" w:sz="0" w:space="0" w:color="auto"/>
+          </w:tblBorders>
+        </w:tblPrEx>
         <w:trPr>
           <w:cantSplit/>
           <w:trHeight w:val="1088"/>
@@ -1762,6 +1799,11 @@
         </w:tc>
       </w:tr>
       <w:tr>
+        <w:tblPrEx>
+          <w:tblBorders>
+            <w:top w:val="none" w:sz="0" w:space="0" w:color="auto"/>
+          </w:tblBorders>
+        </w:tblPrEx>
         <w:trPr>
           <w:cantSplit/>
           <w:trHeight w:val="144"/>
@@ -2057,30 +2099,6 @@
           </w:p>
         </w:tc>
       </w:tr>
-    </w:tbl>
-    <w:tbl>
-      <w:tblPr>
-        <w:tblW w:w="5000" w:type="pct"/>
-        <w:tblBorders>
-          <w:top w:val="single" w:sz="4" w:space="0" w:color="auto"/>
-          <w:left w:val="single" w:sz="4" w:space="0" w:color="auto"/>
-          <w:bottom w:val="single" w:sz="4" w:space="0" w:color="auto"/>
-          <w:right w:val="single" w:sz="4" w:space="0" w:color="auto"/>
-          <w:insideH w:val="single" w:sz="4" w:space="0" w:color="auto"/>
-          <w:insideV w:val="single" w:sz="4" w:space="0" w:color="auto"/>
-        </w:tblBorders>
-        <w:tblCellMar>
-          <w:left w:w="115" w:type="dxa"/>
-          <w:right w:w="115" w:type="dxa"/>
-        </w:tblCellMar>
-        <w:tblLook w:val="0000" w:firstRow="0" w:lastRow="0" w:firstColumn="0" w:lastColumn="0" w:noHBand="0" w:noVBand="0"/>
-        <w:tblCaption w:val="Table B. Hole for the Placement of a Static Pressure Probe (HSPP), and Permanently Installed Static Pressure Probe (PSPP) in the Supply Plenum"/>
-      </w:tblPr>
-      <w:tblGrid>
-        <w:gridCol w:w="715"/>
-        <w:gridCol w:w="4770"/>
-        <w:gridCol w:w="5305"/>
-      </w:tblGrid>
       <w:tr>
         <w:trPr>
           <w:cantSplit/>
@@ -3018,32 +3036,6 @@
           </w:p>
         </w:tc>
       </w:tr>
-    </w:tbl>
-    <w:tbl>
-      <w:tblPr>
-        <w:tblW w:w="5060" w:type="pct"/>
-        <w:tblInd w:w="-65" w:type="dxa"/>
-        <w:tblBorders>
-          <w:top w:val="single" w:sz="4" w:space="0" w:color="auto"/>
-          <w:left w:val="single" w:sz="4" w:space="0" w:color="auto"/>
-          <w:bottom w:val="single" w:sz="4" w:space="0" w:color="auto"/>
-          <w:right w:val="single" w:sz="4" w:space="0" w:color="auto"/>
-          <w:insideH w:val="single" w:sz="4" w:space="0" w:color="auto"/>
-          <w:insideV w:val="single" w:sz="4" w:space="0" w:color="auto"/>
-        </w:tblBorders>
-        <w:tblCellMar>
-          <w:top w:w="29" w:type="dxa"/>
-          <w:left w:w="43" w:type="dxa"/>
-          <w:bottom w:w="29" w:type="dxa"/>
-          <w:right w:w="43" w:type="dxa"/>
-        </w:tblCellMar>
-        <w:tblLook w:val="0000" w:firstRow="0" w:lastRow="0" w:firstColumn="0" w:lastColumn="0" w:noHBand="0" w:noVBand="0"/>
-      </w:tblPr>
-      <w:tblGrid>
-        <w:gridCol w:w="462"/>
-        <w:gridCol w:w="5888"/>
-        <w:gridCol w:w="4569"/>
-      </w:tblGrid>
       <w:tr>
         <w:trPr>
           <w:cantSplit/>
@@ -5451,34 +5443,13 @@
           </w:p>
         </w:tc>
       </w:tr>
-    </w:tbl>
-    <w:tbl>
-      <w:tblPr>
-        <w:tblW w:w="5064" w:type="pct"/>
-        <w:tblInd w:w="-72" w:type="dxa"/>
-        <w:tblBorders>
-          <w:top w:val="single" w:sz="4" w:space="0" w:color="auto"/>
-          <w:left w:val="single" w:sz="4" w:space="0" w:color="auto"/>
-          <w:bottom w:val="single" w:sz="4" w:space="0" w:color="auto"/>
-          <w:right w:val="single" w:sz="4" w:space="0" w:color="auto"/>
-          <w:insideH w:val="single" w:sz="4" w:space="0" w:color="auto"/>
-          <w:insideV w:val="single" w:sz="4" w:space="0" w:color="auto"/>
-        </w:tblBorders>
-        <w:tblLayout w:type="fixed"/>
-        <w:tblCellMar>
-          <w:top w:w="29" w:type="dxa"/>
-          <w:left w:w="115" w:type="dxa"/>
-          <w:bottom w:w="29" w:type="dxa"/>
-          <w:right w:w="115" w:type="dxa"/>
-        </w:tblCellMar>
-        <w:tblLook w:val="0000" w:firstRow="0" w:lastRow="0" w:firstColumn="0" w:lastColumn="0" w:noHBand="0" w:noVBand="0"/>
-      </w:tblPr>
-      <w:tblGrid>
-        <w:gridCol w:w="608"/>
-        <w:gridCol w:w="4858"/>
-        <w:gridCol w:w="5462"/>
-      </w:tblGrid>
       <w:tr>
+        <w:tblPrEx>
+          <w:tblCellMar>
+            <w:left w:w="115" w:type="dxa"/>
+            <w:right w:w="115" w:type="dxa"/>
+          </w:tblCellMar>
+        </w:tblPrEx>
         <w:trPr>
           <w:cantSplit/>
           <w:trHeight w:val="144"/>
@@ -5520,6 +5491,7 @@
         <w:tc>
           <w:tcPr>
             <w:tcW w:w="2223" w:type="pct"/>
+            <w:gridSpan w:val="2"/>
             <w:vAlign w:val="center"/>
           </w:tcPr>
           <w:p>
@@ -5551,6 +5523,7 @@
         <w:tc>
           <w:tcPr>
             <w:tcW w:w="2499" w:type="pct"/>
+            <w:gridSpan w:val="2"/>
           </w:tcPr>
           <w:p>
             <w:pPr>
@@ -5580,6 +5553,12 @@
         </w:tc>
       </w:tr>
       <w:tr>
+        <w:tblPrEx>
+          <w:tblCellMar>
+            <w:left w:w="115" w:type="dxa"/>
+            <w:right w:w="115" w:type="dxa"/>
+          </w:tblCellMar>
+        </w:tblPrEx>
         <w:trPr>
           <w:cantSplit/>
           <w:trHeight w:val="144"/>
@@ -5612,6 +5591,7 @@
         <w:tc>
           <w:tcPr>
             <w:tcW w:w="2223" w:type="pct"/>
+            <w:gridSpan w:val="2"/>
             <w:vAlign w:val="center"/>
           </w:tcPr>
           <w:p>
@@ -5636,6 +5616,7 @@
         <w:tc>
           <w:tcPr>
             <w:tcW w:w="2499" w:type="pct"/>
+            <w:gridSpan w:val="2"/>
           </w:tcPr>
           <w:p>
             <w:pPr>
@@ -5896,25 +5877,7 @@
             <w:sz w:val="18"/>
             <w:szCs w:val="18"/>
           </w:rPr>
-          <w:t xml:space="preserve">If fresh air duct is part of the HVAC </w:t>
-        </w:r>
-        <w:proofErr w:type="gramStart"/>
-        <w:r>
-          <w:rPr>
-            <w:rFonts w:asciiTheme="minorHAnsi" w:hAnsiTheme="minorHAnsi" w:cstheme="minorHAnsi"/>
-            <w:sz w:val="18"/>
-            <w:szCs w:val="18"/>
-          </w:rPr>
-          <w:t>system</w:t>
-        </w:r>
-        <w:proofErr w:type="gramEnd"/>
-        <w:r>
-          <w:rPr>
-            <w:rFonts w:asciiTheme="minorHAnsi" w:hAnsiTheme="minorHAnsi" w:cstheme="minorHAnsi"/>
-            <w:sz w:val="18"/>
-            <w:szCs w:val="18"/>
-          </w:rPr>
-          <w:t xml:space="preserve"> it was not closed during the diagnostic test.</w:t>
+          <w:t>If fresh air duct is part of the HVAC system it was not closed during the diagnostic test.</w:t>
         </w:r>
       </w:ins>
     </w:p>
@@ -6657,25 +6620,6 @@
           </w:p>
         </w:tc>
       </w:tr>
-    </w:tbl>
-    <w:tbl>
-      <w:tblPr>
-        <w:tblW w:w="10998" w:type="dxa"/>
-        <w:tblBorders>
-          <w:top w:val="single" w:sz="4" w:space="0" w:color="000000"/>
-          <w:left w:val="single" w:sz="4" w:space="0" w:color="000000"/>
-          <w:bottom w:val="single" w:sz="4" w:space="0" w:color="000000"/>
-          <w:right w:val="single" w:sz="4" w:space="0" w:color="000000"/>
-          <w:insideH w:val="single" w:sz="4" w:space="0" w:color="000000"/>
-          <w:insideV w:val="single" w:sz="4" w:space="0" w:color="000000"/>
-        </w:tblBorders>
-        <w:tblLook w:val="01E0" w:firstRow="1" w:lastRow="1" w:firstColumn="1" w:lastColumn="1" w:noHBand="0" w:noVBand="0"/>
-      </w:tblPr>
-      <w:tblGrid>
-        <w:gridCol w:w="4891"/>
-        <w:gridCol w:w="1481"/>
-        <w:gridCol w:w="4626"/>
-      </w:tblGrid>
       <w:tr>
         <w:trPr>
           <w:trHeight w:val="144"/>
@@ -6996,6 +6940,7 @@
       </w:tr>
       <w:tr>
         <w:trPr>
+          <w:gridAfter w:val="2"/>
           <w:wAfter w:w="10283" w:type="dxa"/>
           <w:trHeight w:val="144"/>
           <w:del w:id="333" w:author="Geiser, Che@Energy" w:date="2023-06-06T14:39:00Z"/>
@@ -7104,25 +7049,7 @@
                 <w:sz w:val="18"/>
                 <w:szCs w:val="18"/>
               </w:rPr>
-              <w:t xml:space="preserve">All applicable sections of this document shall indicate compliance with the specified verification protocol requirements </w:t>
-            </w:r>
-            <w:proofErr w:type="gramStart"/>
-            <w:r>
-              <w:rPr>
-                <w:rFonts w:asciiTheme="minorHAnsi" w:hAnsiTheme="minorHAnsi" w:cstheme="minorHAnsi"/>
-                <w:sz w:val="18"/>
-                <w:szCs w:val="18"/>
-              </w:rPr>
-              <w:t>in order for</w:t>
-            </w:r>
-            <w:proofErr w:type="gramEnd"/>
-            <w:r>
-              <w:rPr>
-                <w:rFonts w:asciiTheme="minorHAnsi" w:hAnsiTheme="minorHAnsi" w:cstheme="minorHAnsi"/>
-                <w:sz w:val="18"/>
-                <w:szCs w:val="18"/>
-              </w:rPr>
-              <w:t xml:space="preserve"> this Certificate of Verification as a whole to be determined to be in compliance. </w:t>
+              <w:t xml:space="preserve">All applicable sections of this document shall indicate compliance with the specified verification protocol requirements in order for this Certificate of Verification as a whole to be determined to be in compliance. </w:t>
             </w:r>
           </w:p>
         </w:tc>
@@ -7789,21 +7716,7 @@
               <w:rPr>
                 <w:rFonts w:asciiTheme="minorHAnsi" w:hAnsiTheme="minorHAnsi" w:cstheme="minorHAnsi"/>
               </w:rPr>
-              <w:t xml:space="preserve">I understand that a registered copy of this Certificate of Verification shall be </w:t>
-            </w:r>
-            <w:proofErr w:type="gramStart"/>
-            <w:r>
-              <w:rPr>
-                <w:rFonts w:asciiTheme="minorHAnsi" w:hAnsiTheme="minorHAnsi" w:cstheme="minorHAnsi"/>
-              </w:rPr>
-              <w:t>posted, or</w:t>
-            </w:r>
-            <w:proofErr w:type="gramEnd"/>
-            <w:r>
-              <w:rPr>
-                <w:rFonts w:asciiTheme="minorHAnsi" w:hAnsiTheme="minorHAnsi" w:cstheme="minorHAnsi"/>
-              </w:rPr>
-              <w:t xml:space="preserve"> made available with the building permit(s) issued for the building, and made available to the enforcement agency for all applicable inspections, and I will take the necessary steps to ensure this requirement is accomplished. </w:t>
+              <w:t xml:space="preserve">I understand that a registered copy of this Certificate of Verification shall be posted, or made available with the building permit(s) issued for the building, and made available to the enforcement agency for all applicable inspections, and I will take the necessary steps to ensure this requirement is accomplished. </w:t>
             </w:r>
           </w:p>
           <w:p>
@@ -9387,21 +9300,7 @@
         <w:rPr>
           <w:rFonts w:asciiTheme="minorHAnsi" w:hAnsiTheme="minorHAnsi" w:cstheme="minorHAnsi"/>
         </w:rPr>
-        <w:t xml:space="preserve">-MCH-01, which must be completed prior to this document. If the number of indoor units connected to the outdoor unit is equal to one or the system is a packaged </w:t>
-      </w:r>
-      <w:proofErr w:type="gramStart"/>
-      <w:r>
-        <w:rPr>
-          <w:rFonts w:asciiTheme="minorHAnsi" w:hAnsiTheme="minorHAnsi" w:cstheme="minorHAnsi"/>
-        </w:rPr>
-        <w:t>system</w:t>
-      </w:r>
-      <w:proofErr w:type="gramEnd"/>
-      <w:r>
-        <w:rPr>
-          <w:rFonts w:asciiTheme="minorHAnsi" w:hAnsiTheme="minorHAnsi" w:cstheme="minorHAnsi"/>
-        </w:rPr>
-        <w:t xml:space="preserve"> then this field is equal to the nominal cooling capacity of the condenser. If the number of indoor units connected to the outdoor unit is greater than one this field is equal to the indoor unit nominal cooling capacity.</w:t>
+        <w:t>-MCH-01, which must be completed prior to this document. If the number of indoor units connected to the outdoor unit is equal to one or the system is a packaged system then this field is equal to the nominal cooling capacity of the condenser. If the number of indoor units connected to the outdoor unit is greater than one this field is equal to the indoor unit nominal cooling capacity.</w:t>
       </w:r>
     </w:p>
     <w:p>
@@ -9790,23 +9689,7 @@
           <w:rFonts w:asciiTheme="minorHAnsi" w:hAnsiTheme="minorHAnsi" w:cstheme="minorHAnsi"/>
           <w:bCs/>
         </w:rPr>
-        <w:t xml:space="preserve">If </w:t>
-      </w:r>
-      <w:proofErr w:type="gramStart"/>
-      <w:r>
-        <w:rPr>
-          <w:rFonts w:asciiTheme="minorHAnsi" w:hAnsiTheme="minorHAnsi" w:cstheme="minorHAnsi"/>
-          <w:bCs/>
-        </w:rPr>
-        <w:t>an</w:t>
-      </w:r>
-      <w:proofErr w:type="gramEnd"/>
-      <w:r>
-        <w:rPr>
-          <w:rFonts w:asciiTheme="minorHAnsi" w:hAnsiTheme="minorHAnsi" w:cstheme="minorHAnsi"/>
-          <w:bCs/>
-        </w:rPr>
-        <w:t xml:space="preserve"> Hole Static Pressure Probe is installed then select “HSPP Installed”</w:t>
+        <w:t>If an Hole Static Pressure Probe is installed then select “HSPP Installed”</w:t>
       </w:r>
     </w:p>
     <w:p>
@@ -9825,23 +9708,7 @@
           <w:rFonts w:asciiTheme="minorHAnsi" w:hAnsiTheme="minorHAnsi" w:cstheme="minorHAnsi"/>
           <w:bCs/>
         </w:rPr>
-        <w:t xml:space="preserve">If a Permanent Static Pressure Probe is </w:t>
-      </w:r>
-      <w:proofErr w:type="gramStart"/>
-      <w:r>
-        <w:rPr>
-          <w:rFonts w:asciiTheme="minorHAnsi" w:hAnsiTheme="minorHAnsi" w:cstheme="minorHAnsi"/>
-          <w:bCs/>
-        </w:rPr>
-        <w:t>installed</w:t>
-      </w:r>
-      <w:proofErr w:type="gramEnd"/>
-      <w:r>
-        <w:rPr>
-          <w:rFonts w:asciiTheme="minorHAnsi" w:hAnsiTheme="minorHAnsi" w:cstheme="minorHAnsi"/>
-          <w:bCs/>
-        </w:rPr>
-        <w:t xml:space="preserve"> then select “PSPP Installed”</w:t>
+        <w:t>If a Permanent Static Pressure Probe is installed then select “PSPP Installed”</w:t>
       </w:r>
     </w:p>
     <w:p>
@@ -10669,23 +10536,7 @@
           <w:rFonts w:asciiTheme="minorHAnsi" w:hAnsiTheme="minorHAnsi" w:cstheme="minorHAnsi"/>
           <w:szCs w:val="18"/>
         </w:rPr>
-        <w:t xml:space="preserve">is required, it must be performed simultaneously to the corresponding airflow from this test). All other zones must not be calling during this test. The zone dampers for the other zones must be in their normal closed position. Enter the airflow value measured for the zone that is calling. This test must be performed for </w:t>
-      </w:r>
-      <w:proofErr w:type="gramStart"/>
-      <w:r>
-        <w:rPr>
-          <w:rFonts w:asciiTheme="minorHAnsi" w:hAnsiTheme="minorHAnsi" w:cstheme="minorHAnsi"/>
-          <w:szCs w:val="18"/>
-        </w:rPr>
-        <w:t>each and every</w:t>
-      </w:r>
-      <w:proofErr w:type="gramEnd"/>
-      <w:r>
-        <w:rPr>
-          <w:rFonts w:asciiTheme="minorHAnsi" w:hAnsiTheme="minorHAnsi" w:cstheme="minorHAnsi"/>
-          <w:szCs w:val="18"/>
-        </w:rPr>
-        <w:t xml:space="preserve"> independently controlled zone.</w:t>
+        <w:t>is required, it must be performed simultaneously to the corresponding airflow from this test). All other zones must not be calling during this test. The zone dampers for the other zones must be in their normal closed position. Enter the airflow value measured for the zone that is calling. This test must be performed for each and every independently controlled zone.</w:t>
       </w:r>
     </w:p>
     <w:p>
@@ -10713,23 +10564,7 @@
           <w:rFonts w:asciiTheme="minorHAnsi" w:hAnsiTheme="minorHAnsi" w:cstheme="minorHAnsi"/>
           <w:szCs w:val="18"/>
         </w:rPr>
-        <w:t xml:space="preserve">This field is filled out automatically. The result is based on </w:t>
-      </w:r>
-      <w:proofErr w:type="gramStart"/>
-      <w:r>
-        <w:rPr>
-          <w:rFonts w:asciiTheme="minorHAnsi" w:hAnsiTheme="minorHAnsi" w:cstheme="minorHAnsi"/>
-          <w:szCs w:val="18"/>
-        </w:rPr>
-        <w:t>whether or not</w:t>
-      </w:r>
-      <w:proofErr w:type="gramEnd"/>
-      <w:r>
-        <w:rPr>
-          <w:rFonts w:asciiTheme="minorHAnsi" w:hAnsiTheme="minorHAnsi" w:cstheme="minorHAnsi"/>
-          <w:szCs w:val="18"/>
-        </w:rPr>
-        <w:t xml:space="preserve"> the actual airflow meets the required</w:t>
+        <w:t>This field is filled out automatically. The result is based on whether or not the actual airflow meets the required</w:t>
       </w:r>
       <w:r>
         <w:rPr>
@@ -10762,17 +10597,8 @@
           <w:rFonts w:asciiTheme="minorHAnsi" w:hAnsiTheme="minorHAnsi" w:cstheme="minorHAnsi"/>
           <w:szCs w:val="18"/>
         </w:rPr>
-        <w:t xml:space="preserve">This field is filled out automatically. The result is based on whether or not the actual airflow meets the required airflow for all </w:t>
+        <w:t>This field is filled out automatically. The result is based on whether or not the actual airflow meets the required airflow for all zones</w:t>
       </w:r>
-      <w:proofErr w:type="gramStart"/>
-      <w:r>
-        <w:rPr>
-          <w:rFonts w:asciiTheme="minorHAnsi" w:hAnsiTheme="minorHAnsi" w:cstheme="minorHAnsi"/>
-          <w:szCs w:val="18"/>
-        </w:rPr>
-        <w:t>zones</w:t>
-      </w:r>
-      <w:proofErr w:type="gramEnd"/>
     </w:p>
     <w:p>
       <w:pPr>
@@ -10962,21 +10788,7 @@
         <w:rPr>
           <w:rFonts w:asciiTheme="minorHAnsi" w:hAnsiTheme="minorHAnsi" w:cstheme="minorHAnsi"/>
         </w:rPr>
-        <w:t xml:space="preserve"> If this Section does not apply, then select “All N/A”. If the system meets the airflow </w:t>
-      </w:r>
-      <w:proofErr w:type="gramStart"/>
-      <w:r>
-        <w:rPr>
-          <w:rFonts w:asciiTheme="minorHAnsi" w:hAnsiTheme="minorHAnsi" w:cstheme="minorHAnsi"/>
-        </w:rPr>
-        <w:t>criteria</w:t>
-      </w:r>
-      <w:proofErr w:type="gramEnd"/>
-      <w:r>
-        <w:rPr>
-          <w:rFonts w:asciiTheme="minorHAnsi" w:hAnsiTheme="minorHAnsi" w:cstheme="minorHAnsi"/>
-        </w:rPr>
-        <w:t xml:space="preserve"> then select “Pass”, otherwise select “Fail”. The latter selection means that the system does not meet the requirements and the </w:t>
+        <w:t xml:space="preserve"> If this Section does not apply, then select “All N/A”. If the system meets the airflow criteria then select “Pass”, otherwise select “Fail”. The latter selection means that the system does not meet the requirements and the </w:t>
       </w:r>
       <w:r>
         <w:rPr>
@@ -11013,21 +10825,7 @@
         <w:rPr>
           <w:rFonts w:asciiTheme="minorHAnsi" w:hAnsiTheme="minorHAnsi" w:cstheme="minorHAnsi"/>
         </w:rPr>
-        <w:t xml:space="preserve"> If one or more applicable requirements are not met “Fail” will appear in the row above. When this </w:t>
-      </w:r>
-      <w:proofErr w:type="gramStart"/>
-      <w:r>
-        <w:rPr>
-          <w:rFonts w:asciiTheme="minorHAnsi" w:hAnsiTheme="minorHAnsi" w:cstheme="minorHAnsi"/>
-        </w:rPr>
-        <w:t>occurs</w:t>
-      </w:r>
-      <w:proofErr w:type="gramEnd"/>
-      <w:r>
-        <w:rPr>
-          <w:rFonts w:asciiTheme="minorHAnsi" w:hAnsiTheme="minorHAnsi" w:cstheme="minorHAnsi"/>
-        </w:rPr>
-        <w:t xml:space="preserve"> the rater is required to enter detailed notes here that describe what failed and why. </w:t>
+        <w:t xml:space="preserve"> If one or more applicable requirements are not met “Fail” will appear in the row above. When this occurs the rater is required to enter detailed notes here that describe what failed and why. </w:t>
       </w:r>
     </w:p>
     <w:p>
@@ -11632,25 +11430,7 @@
                 <w:sz w:val="18"/>
                 <w:szCs w:val="18"/>
               </w:rPr>
-              <w:t xml:space="preserve">if the parent is </w:t>
-            </w:r>
-            <w:proofErr w:type="gramStart"/>
-            <w:r>
-              <w:rPr>
-                <w:rFonts w:asciiTheme="minorHAnsi" w:hAnsiTheme="minorHAnsi" w:cstheme="minorHAnsi"/>
-                <w:sz w:val="18"/>
-                <w:szCs w:val="18"/>
-              </w:rPr>
-              <w:t>a</w:t>
-            </w:r>
-            <w:proofErr w:type="gramEnd"/>
-            <w:r>
-              <w:rPr>
-                <w:rFonts w:asciiTheme="minorHAnsi" w:hAnsiTheme="minorHAnsi" w:cstheme="minorHAnsi"/>
-                <w:sz w:val="18"/>
-                <w:szCs w:val="18"/>
-              </w:rPr>
-              <w:t xml:space="preserve"> MCH-01b and a “yes” answer was given in B08 or B09, then A0</w:t>
+              <w:t>if the parent is a MCH-01b and a “yes” answer was given in B08 or B09, then A0</w:t>
             </w:r>
             <w:r>
               <w:rPr>
@@ -11813,60 +11593,24 @@
                 <w:sz w:val="16"/>
                 <w:szCs w:val="16"/>
               </w:rPr>
-              <w:t>If Cooling System Type on MCH-01 = ‘</w:t>
-            </w:r>
-            <w:proofErr w:type="spellStart"/>
-            <w:r>
+              <w:t xml:space="preserve">If Cooling System Type on MCH-01 = ‘NoCooling’, </w:t>
+            </w:r>
+          </w:p>
+          <w:p>
+            <w:pPr>
               <w:rPr>
                 <w:rFonts w:asciiTheme="minorHAnsi" w:hAnsiTheme="minorHAnsi" w:cstheme="minorHAnsi"/>
                 <w:sz w:val="16"/>
                 <w:szCs w:val="16"/>
               </w:rPr>
-              <w:t>NoCooling</w:t>
-            </w:r>
-            <w:proofErr w:type="spellEnd"/>
+            </w:pPr>
             <w:r>
               <w:rPr>
                 <w:rFonts w:asciiTheme="minorHAnsi" w:hAnsiTheme="minorHAnsi" w:cstheme="minorHAnsi"/>
                 <w:sz w:val="16"/>
                 <w:szCs w:val="16"/>
               </w:rPr>
-              <w:t xml:space="preserve">’, </w:t>
-            </w:r>
-          </w:p>
-          <w:p>
-            <w:pPr>
-              <w:rPr>
-                <w:rFonts w:asciiTheme="minorHAnsi" w:hAnsiTheme="minorHAnsi" w:cstheme="minorHAnsi"/>
-                <w:sz w:val="16"/>
-                <w:szCs w:val="16"/>
-              </w:rPr>
-            </w:pPr>
-            <w:r>
-              <w:rPr>
-                <w:rFonts w:asciiTheme="minorHAnsi" w:hAnsiTheme="minorHAnsi" w:cstheme="minorHAnsi"/>
-                <w:sz w:val="16"/>
-                <w:szCs w:val="16"/>
-              </w:rPr>
-              <w:t>then, result in this field = ‘N/A - Heating-only system</w:t>
-            </w:r>
-            <w:proofErr w:type="gramStart"/>
-            <w:r>
-              <w:rPr>
-                <w:rFonts w:asciiTheme="minorHAnsi" w:hAnsiTheme="minorHAnsi" w:cstheme="minorHAnsi"/>
-                <w:sz w:val="16"/>
-                <w:szCs w:val="16"/>
-              </w:rPr>
-              <w:t>’;</w:t>
-            </w:r>
-            <w:proofErr w:type="gramEnd"/>
-            <w:r>
-              <w:rPr>
-                <w:rFonts w:asciiTheme="minorHAnsi" w:hAnsiTheme="minorHAnsi" w:cstheme="minorHAnsi"/>
-                <w:sz w:val="16"/>
-                <w:szCs w:val="16"/>
-              </w:rPr>
-              <w:t xml:space="preserve"> </w:t>
+              <w:t xml:space="preserve">then, result in this field = ‘N/A - Heating-only system’; </w:t>
             </w:r>
           </w:p>
           <w:p>
@@ -11937,43 +11681,7 @@
                 <w:sz w:val="16"/>
                 <w:szCs w:val="16"/>
               </w:rPr>
-              <w:t xml:space="preserve">and the system type in MCH-01d fields D04 or D05 are one of the following three types: </w:t>
-            </w:r>
-            <w:proofErr w:type="gramStart"/>
-            <w:r>
-              <w:rPr>
-                <w:rFonts w:asciiTheme="minorHAnsi" w:hAnsiTheme="minorHAnsi" w:cstheme="minorHAnsi"/>
-                <w:sz w:val="16"/>
-                <w:szCs w:val="16"/>
-              </w:rPr>
-              <w:t>1:[</w:t>
-            </w:r>
-            <w:proofErr w:type="gramEnd"/>
-            <w:r>
-              <w:rPr>
-                <w:rFonts w:asciiTheme="minorHAnsi" w:hAnsiTheme="minorHAnsi" w:cstheme="minorHAnsi"/>
-                <w:sz w:val="16"/>
-                <w:szCs w:val="16"/>
-              </w:rPr>
-              <w:t>VCHP-Ducted], 2:[VCHP-Ductless], 3:[</w:t>
-            </w:r>
-            <w:proofErr w:type="spellStart"/>
-            <w:r>
-              <w:rPr>
-                <w:rFonts w:asciiTheme="minorHAnsi" w:hAnsiTheme="minorHAnsi" w:cstheme="minorHAnsi"/>
-                <w:sz w:val="16"/>
-                <w:szCs w:val="16"/>
-              </w:rPr>
-              <w:t>VCHP-Ducted+Ductless</w:t>
-            </w:r>
-            <w:proofErr w:type="spellEnd"/>
-            <w:r>
-              <w:rPr>
-                <w:rFonts w:asciiTheme="minorHAnsi" w:hAnsiTheme="minorHAnsi" w:cstheme="minorHAnsi"/>
-                <w:sz w:val="16"/>
-                <w:szCs w:val="16"/>
-              </w:rPr>
-              <w:t>],</w:t>
+              <w:t>and the system type in MCH-01d fields D04 or D05 are one of the following three types: 1:[VCHP-Ducted], 2:[VCHP-Ductless], 3:[VCHP-Ducted+Ductless],</w:t>
             </w:r>
           </w:p>
           <w:p>
@@ -12151,43 +11859,7 @@
                 <w:sz w:val="16"/>
                 <w:szCs w:val="16"/>
               </w:rPr>
-              <w:t xml:space="preserve"> and the system type in MCH-01b fields C03 or C07 are one of the following three types: </w:t>
-            </w:r>
-            <w:proofErr w:type="gramStart"/>
-            <w:r>
-              <w:rPr>
-                <w:rFonts w:asciiTheme="minorHAnsi" w:hAnsiTheme="minorHAnsi" w:cstheme="minorHAnsi"/>
-                <w:sz w:val="16"/>
-                <w:szCs w:val="16"/>
-              </w:rPr>
-              <w:t>1:[</w:t>
-            </w:r>
-            <w:proofErr w:type="gramEnd"/>
-            <w:r>
-              <w:rPr>
-                <w:rFonts w:asciiTheme="minorHAnsi" w:hAnsiTheme="minorHAnsi" w:cstheme="minorHAnsi"/>
-                <w:sz w:val="16"/>
-                <w:szCs w:val="16"/>
-              </w:rPr>
-              <w:t>VCHP-Ducted], 2:[VCHP-Ductless], 3:[</w:t>
-            </w:r>
-            <w:proofErr w:type="spellStart"/>
-            <w:r>
-              <w:rPr>
-                <w:rFonts w:asciiTheme="minorHAnsi" w:hAnsiTheme="minorHAnsi" w:cstheme="minorHAnsi"/>
-                <w:sz w:val="16"/>
-                <w:szCs w:val="16"/>
-              </w:rPr>
-              <w:t>VCHP-Ducted+Ductless</w:t>
-            </w:r>
-            <w:proofErr w:type="spellEnd"/>
-            <w:r>
-              <w:rPr>
-                <w:rFonts w:asciiTheme="minorHAnsi" w:hAnsiTheme="minorHAnsi" w:cstheme="minorHAnsi"/>
-                <w:sz w:val="16"/>
-                <w:szCs w:val="16"/>
-              </w:rPr>
-              <w:t>],</w:t>
+              <w:t xml:space="preserve"> and the system type in MCH-01b fields C03 or C07 are one of the following three types: 1:[VCHP-Ducted], 2:[VCHP-Ductless], 3:[VCHP-Ducted+Ductless],</w:t>
             </w:r>
           </w:p>
           <w:p>
@@ -12376,43 +12048,7 @@
                 <w:sz w:val="16"/>
                 <w:szCs w:val="16"/>
               </w:rPr>
-              <w:t xml:space="preserve"> and the system type in MCH-01c fields C04 or C05 are one of the following three types; </w:t>
-            </w:r>
-            <w:proofErr w:type="gramStart"/>
-            <w:r>
-              <w:rPr>
-                <w:rFonts w:asciiTheme="minorHAnsi" w:hAnsiTheme="minorHAnsi" w:cstheme="minorHAnsi"/>
-                <w:sz w:val="16"/>
-                <w:szCs w:val="16"/>
-              </w:rPr>
-              <w:t>1:[</w:t>
-            </w:r>
-            <w:proofErr w:type="gramEnd"/>
-            <w:r>
-              <w:rPr>
-                <w:rFonts w:asciiTheme="minorHAnsi" w:hAnsiTheme="minorHAnsi" w:cstheme="minorHAnsi"/>
-                <w:sz w:val="16"/>
-                <w:szCs w:val="16"/>
-              </w:rPr>
-              <w:t>VCHP-Ducted], 2:[VCHP-Ductless], 3:[</w:t>
-            </w:r>
-            <w:proofErr w:type="spellStart"/>
-            <w:r>
-              <w:rPr>
-                <w:rFonts w:asciiTheme="minorHAnsi" w:hAnsiTheme="minorHAnsi" w:cstheme="minorHAnsi"/>
-                <w:sz w:val="16"/>
-                <w:szCs w:val="16"/>
-              </w:rPr>
-              <w:t>VCHP-Ducted+Ductless</w:t>
-            </w:r>
-            <w:proofErr w:type="spellEnd"/>
-            <w:r>
-              <w:rPr>
-                <w:rFonts w:asciiTheme="minorHAnsi" w:hAnsiTheme="minorHAnsi" w:cstheme="minorHAnsi"/>
-                <w:sz w:val="16"/>
-                <w:szCs w:val="16"/>
-              </w:rPr>
-              <w:t>],</w:t>
+              <w:t xml:space="preserve"> and the system type in MCH-01c fields C04 or C05 are one of the following three types; 1:[VCHP-Ducted], 2:[VCHP-Ductless], 3:[VCHP-Ducted+Ductless],</w:t>
             </w:r>
           </w:p>
           <w:p>
@@ -12589,43 +12225,7 @@
                 <w:sz w:val="16"/>
                 <w:szCs w:val="16"/>
               </w:rPr>
-              <w:t xml:space="preserve">, and the system type in MCH-01d fields D04 or D05 are one of the following three types: </w:t>
-            </w:r>
-            <w:proofErr w:type="gramStart"/>
-            <w:r>
-              <w:rPr>
-                <w:rFonts w:asciiTheme="minorHAnsi" w:hAnsiTheme="minorHAnsi" w:cstheme="minorHAnsi"/>
-                <w:sz w:val="16"/>
-                <w:szCs w:val="16"/>
-              </w:rPr>
-              <w:t>1:[</w:t>
-            </w:r>
-            <w:proofErr w:type="gramEnd"/>
-            <w:r>
-              <w:rPr>
-                <w:rFonts w:asciiTheme="minorHAnsi" w:hAnsiTheme="minorHAnsi" w:cstheme="minorHAnsi"/>
-                <w:sz w:val="16"/>
-                <w:szCs w:val="16"/>
-              </w:rPr>
-              <w:t>VCHP-Ducted], 2:[VCHP-Ductless], 3:[</w:t>
-            </w:r>
-            <w:proofErr w:type="spellStart"/>
-            <w:r>
-              <w:rPr>
-                <w:rFonts w:asciiTheme="minorHAnsi" w:hAnsiTheme="minorHAnsi" w:cstheme="minorHAnsi"/>
-                <w:sz w:val="16"/>
-                <w:szCs w:val="16"/>
-              </w:rPr>
-              <w:t>VCHP-Ducted+Ductless</w:t>
-            </w:r>
-            <w:proofErr w:type="spellEnd"/>
-            <w:r>
-              <w:rPr>
-                <w:rFonts w:asciiTheme="minorHAnsi" w:hAnsiTheme="minorHAnsi" w:cstheme="minorHAnsi"/>
-                <w:sz w:val="16"/>
-                <w:szCs w:val="16"/>
-              </w:rPr>
-              <w:t>],</w:t>
+              <w:t>, and the system type in MCH-01d fields D04 or D05 are one of the following three types: 1:[VCHP-Ducted], 2:[VCHP-Ductless], 3:[VCHP-Ducted+Ductless],</w:t>
             </w:r>
           </w:p>
           <w:p>
@@ -12921,136 +12521,58 @@
                 <w:sz w:val="18"/>
                 <w:szCs w:val="18"/>
               </w:rPr>
-              <w:t>&lt;&lt;calculated field: If cooling system type=</w:t>
-            </w:r>
-            <w:proofErr w:type="spellStart"/>
-            <w:r>
-              <w:rPr>
-                <w:rFonts w:asciiTheme="minorHAnsi" w:hAnsiTheme="minorHAnsi" w:cstheme="minorHAnsi"/>
-                <w:sz w:val="18"/>
-                <w:szCs w:val="18"/>
-              </w:rPr>
-              <w:t>NoCooling</w:t>
-            </w:r>
-            <w:proofErr w:type="spellEnd"/>
-            <w:r>
-              <w:rPr>
-                <w:rFonts w:asciiTheme="minorHAnsi" w:hAnsiTheme="minorHAnsi" w:cstheme="minorHAnsi"/>
-                <w:sz w:val="18"/>
-                <w:szCs w:val="18"/>
-              </w:rPr>
-              <w:t xml:space="preserve"> then display text result= n/a - Heating-only </w:t>
-            </w:r>
-            <w:proofErr w:type="gramStart"/>
-            <w:r>
-              <w:rPr>
-                <w:rFonts w:asciiTheme="minorHAnsi" w:hAnsiTheme="minorHAnsi" w:cstheme="minorHAnsi"/>
-                <w:sz w:val="18"/>
-                <w:szCs w:val="18"/>
-              </w:rPr>
-              <w:t>system;</w:t>
-            </w:r>
-            <w:proofErr w:type="gramEnd"/>
-          </w:p>
-          <w:p>
-            <w:pPr>
-              <w:rPr>
-                <w:rFonts w:asciiTheme="minorHAnsi" w:hAnsiTheme="minorHAnsi" w:cstheme="minorHAnsi"/>
-                <w:sz w:val="18"/>
-                <w:szCs w:val="18"/>
-              </w:rPr>
-            </w:pPr>
-            <w:proofErr w:type="spellStart"/>
-            <w:proofErr w:type="gramStart"/>
-            <w:r>
-              <w:rPr>
-                <w:rFonts w:asciiTheme="minorHAnsi" w:hAnsiTheme="minorHAnsi" w:cstheme="minorHAnsi"/>
-                <w:sz w:val="18"/>
-                <w:szCs w:val="18"/>
-              </w:rPr>
-              <w:t>elsif</w:t>
-            </w:r>
-            <w:proofErr w:type="spellEnd"/>
-            <w:r>
-              <w:rPr>
-                <w:rFonts w:asciiTheme="minorHAnsi" w:hAnsiTheme="minorHAnsi" w:cstheme="minorHAnsi"/>
-                <w:sz w:val="18"/>
-                <w:szCs w:val="18"/>
-              </w:rPr>
-              <w:t xml:space="preserve">  the</w:t>
-            </w:r>
-            <w:proofErr w:type="gramEnd"/>
-            <w:r>
-              <w:rPr>
-                <w:rFonts w:asciiTheme="minorHAnsi" w:hAnsiTheme="minorHAnsi" w:cstheme="minorHAnsi"/>
-                <w:sz w:val="18"/>
-                <w:szCs w:val="18"/>
-              </w:rPr>
-              <w:t xml:space="preserve"> condenser speed type is not  given on the MCH-01,</w:t>
-            </w:r>
-          </w:p>
-          <w:p>
-            <w:pPr>
-              <w:rPr>
-                <w:rFonts w:asciiTheme="minorHAnsi" w:hAnsiTheme="minorHAnsi" w:cstheme="minorHAnsi"/>
-                <w:sz w:val="18"/>
-                <w:szCs w:val="18"/>
-              </w:rPr>
-            </w:pPr>
-            <w:r>
-              <w:rPr>
-                <w:rFonts w:asciiTheme="minorHAnsi" w:hAnsiTheme="minorHAnsi" w:cstheme="minorHAnsi"/>
-                <w:sz w:val="18"/>
-                <w:szCs w:val="18"/>
-              </w:rPr>
-              <w:t xml:space="preserve">then display text n/a –Condenser Speed requirements do not </w:t>
-            </w:r>
-            <w:proofErr w:type="gramStart"/>
-            <w:r>
-              <w:rPr>
-                <w:rFonts w:asciiTheme="minorHAnsi" w:hAnsiTheme="minorHAnsi" w:cstheme="minorHAnsi"/>
-                <w:sz w:val="18"/>
-                <w:szCs w:val="18"/>
-              </w:rPr>
-              <w:t>apply;</w:t>
-            </w:r>
-            <w:proofErr w:type="gramEnd"/>
-          </w:p>
-          <w:p>
-            <w:pPr>
-              <w:rPr>
-                <w:rFonts w:asciiTheme="minorHAnsi" w:hAnsiTheme="minorHAnsi" w:cstheme="minorHAnsi"/>
-                <w:sz w:val="18"/>
-                <w:szCs w:val="18"/>
-              </w:rPr>
-            </w:pPr>
-            <w:proofErr w:type="spellStart"/>
-            <w:proofErr w:type="gramStart"/>
-            <w:r>
-              <w:rPr>
-                <w:rFonts w:asciiTheme="minorHAnsi" w:hAnsiTheme="minorHAnsi" w:cstheme="minorHAnsi"/>
-                <w:sz w:val="18"/>
-                <w:szCs w:val="18"/>
-              </w:rPr>
-              <w:t>elsif</w:t>
-            </w:r>
-            <w:proofErr w:type="spellEnd"/>
-            <w:r>
-              <w:rPr>
-                <w:rFonts w:asciiTheme="minorHAnsi" w:hAnsiTheme="minorHAnsi" w:cstheme="minorHAnsi"/>
-                <w:sz w:val="18"/>
-                <w:szCs w:val="18"/>
-              </w:rPr>
-              <w:t xml:space="preserve">  the</w:t>
-            </w:r>
-            <w:proofErr w:type="gramEnd"/>
-            <w:r>
-              <w:rPr>
-                <w:rFonts w:asciiTheme="minorHAnsi" w:hAnsiTheme="minorHAnsi" w:cstheme="minorHAnsi"/>
-                <w:sz w:val="18"/>
-                <w:szCs w:val="18"/>
-              </w:rPr>
-              <w:t xml:space="preserve"> condenser speed type is given on the MCH-01,</w:t>
+              <w:t>&lt;&lt;calculated field: If cooling system type=NoCooling then display text result= n/a - Heating-only system;</w:t>
+            </w:r>
+          </w:p>
+          <w:p>
+            <w:pPr>
+              <w:rPr>
+                <w:rFonts w:asciiTheme="minorHAnsi" w:hAnsiTheme="minorHAnsi" w:cstheme="minorHAnsi"/>
+                <w:sz w:val="18"/>
+                <w:szCs w:val="18"/>
+              </w:rPr>
+            </w:pPr>
+            <w:r>
+              <w:rPr>
+                <w:rFonts w:asciiTheme="minorHAnsi" w:hAnsiTheme="minorHAnsi" w:cstheme="minorHAnsi"/>
+                <w:sz w:val="18"/>
+                <w:szCs w:val="18"/>
+              </w:rPr>
+              <w:t>elsif  the condenser speed type is not  given on the MCH-01,</w:t>
+            </w:r>
+          </w:p>
+          <w:p>
+            <w:pPr>
+              <w:rPr>
+                <w:rFonts w:asciiTheme="minorHAnsi" w:hAnsiTheme="minorHAnsi" w:cstheme="minorHAnsi"/>
+                <w:sz w:val="18"/>
+                <w:szCs w:val="18"/>
+              </w:rPr>
+            </w:pPr>
+            <w:r>
+              <w:rPr>
+                <w:rFonts w:asciiTheme="minorHAnsi" w:hAnsiTheme="minorHAnsi" w:cstheme="minorHAnsi"/>
+                <w:sz w:val="18"/>
+                <w:szCs w:val="18"/>
+              </w:rPr>
+              <w:t>then display text n/a –Condenser Speed requirements do not apply;</w:t>
+            </w:r>
+          </w:p>
+          <w:p>
+            <w:pPr>
+              <w:rPr>
+                <w:rFonts w:asciiTheme="minorHAnsi" w:hAnsiTheme="minorHAnsi" w:cstheme="minorHAnsi"/>
+                <w:sz w:val="18"/>
+                <w:szCs w:val="18"/>
+              </w:rPr>
+            </w:pPr>
+            <w:r>
+              <w:rPr>
+                <w:rFonts w:asciiTheme="minorHAnsi" w:hAnsiTheme="minorHAnsi" w:cstheme="minorHAnsi"/>
+                <w:sz w:val="18"/>
+                <w:szCs w:val="18"/>
+              </w:rPr>
+              <w:t>elsif  the condenser speed type is given on the MCH-01,</w:t>
             </w:r>
           </w:p>
           <w:p>
@@ -13084,43 +12606,7 @@
                 <w:sz w:val="18"/>
                 <w:szCs w:val="18"/>
               </w:rPr>
-              <w:t xml:space="preserve">(note on applicable MCH-01 docs the options are:  </w:t>
-            </w:r>
-            <w:proofErr w:type="spellStart"/>
-            <w:r>
-              <w:rPr>
-                <w:rFonts w:asciiTheme="minorHAnsi" w:hAnsiTheme="minorHAnsi" w:cstheme="minorHAnsi"/>
-                <w:sz w:val="18"/>
-                <w:szCs w:val="18"/>
-              </w:rPr>
-              <w:t>MultiSpeed</w:t>
-            </w:r>
-            <w:proofErr w:type="spellEnd"/>
-            <w:r>
-              <w:rPr>
-                <w:rFonts w:asciiTheme="minorHAnsi" w:hAnsiTheme="minorHAnsi" w:cstheme="minorHAnsi"/>
-                <w:sz w:val="18"/>
-                <w:szCs w:val="18"/>
-              </w:rPr>
-              <w:t xml:space="preserve">; or </w:t>
-            </w:r>
-            <w:proofErr w:type="spellStart"/>
-            <w:r>
-              <w:rPr>
-                <w:rFonts w:asciiTheme="minorHAnsi" w:hAnsiTheme="minorHAnsi" w:cstheme="minorHAnsi"/>
-                <w:sz w:val="18"/>
-                <w:szCs w:val="18"/>
-              </w:rPr>
-              <w:t>SingleSpeed</w:t>
-            </w:r>
-            <w:proofErr w:type="spellEnd"/>
-            <w:r>
-              <w:rPr>
-                <w:rFonts w:asciiTheme="minorHAnsi" w:hAnsiTheme="minorHAnsi" w:cstheme="minorHAnsi"/>
-                <w:sz w:val="18"/>
-                <w:szCs w:val="18"/>
-              </w:rPr>
-              <w:t>)&gt;&gt;</w:t>
+              <w:t>(note on applicable MCH-01 docs the options are:  MultiSpeed; or SingleSpeed)&gt;&gt;</w:t>
             </w:r>
           </w:p>
         </w:tc>
@@ -13230,45 +12716,7 @@
                 <w:sz w:val="18"/>
                 <w:szCs w:val="18"/>
               </w:rPr>
-              <w:t xml:space="preserve">&lt;&lt;calculated </w:t>
-            </w:r>
-            <w:proofErr w:type="spellStart"/>
-            <w:proofErr w:type="gramStart"/>
-            <w:r>
-              <w:rPr>
-                <w:rFonts w:asciiTheme="minorHAnsi" w:hAnsiTheme="minorHAnsi" w:cstheme="minorHAnsi"/>
-                <w:sz w:val="18"/>
-                <w:szCs w:val="18"/>
-              </w:rPr>
-              <w:t>field:If</w:t>
-            </w:r>
-            <w:proofErr w:type="spellEnd"/>
-            <w:proofErr w:type="gramEnd"/>
-            <w:r>
-              <w:rPr>
-                <w:rFonts w:asciiTheme="minorHAnsi" w:hAnsiTheme="minorHAnsi" w:cstheme="minorHAnsi"/>
-                <w:sz w:val="18"/>
-                <w:szCs w:val="18"/>
-              </w:rPr>
-              <w:t xml:space="preserve"> cooling system type=</w:t>
-            </w:r>
-            <w:proofErr w:type="spellStart"/>
-            <w:r>
-              <w:rPr>
-                <w:rFonts w:asciiTheme="minorHAnsi" w:hAnsiTheme="minorHAnsi" w:cstheme="minorHAnsi"/>
-                <w:sz w:val="18"/>
-                <w:szCs w:val="18"/>
-              </w:rPr>
-              <w:t>NoCooling</w:t>
-            </w:r>
-            <w:proofErr w:type="spellEnd"/>
-            <w:r>
-              <w:rPr>
-                <w:rFonts w:asciiTheme="minorHAnsi" w:hAnsiTheme="minorHAnsi" w:cstheme="minorHAnsi"/>
-                <w:sz w:val="18"/>
-                <w:szCs w:val="18"/>
-              </w:rPr>
-              <w:t xml:space="preserve"> then display text result= n/a - Heating-only system; </w:t>
+              <w:t xml:space="preserve">&lt;&lt;calculated field:If cooling system type=NoCooling then display text result= n/a - Heating-only system; </w:t>
             </w:r>
           </w:p>
           <w:p>
@@ -13302,54 +12750,24 @@
                 <w:sz w:val="18"/>
                 <w:szCs w:val="18"/>
               </w:rPr>
-              <w:t xml:space="preserve">then display text:  n/a –Cooling System Zonal Control requirements do not </w:t>
-            </w:r>
-            <w:proofErr w:type="gramStart"/>
-            <w:r>
-              <w:rPr>
-                <w:rFonts w:asciiTheme="minorHAnsi" w:hAnsiTheme="minorHAnsi" w:cstheme="minorHAnsi"/>
-                <w:sz w:val="18"/>
-                <w:szCs w:val="18"/>
-              </w:rPr>
-              <w:t>apply;</w:t>
-            </w:r>
-            <w:proofErr w:type="gramEnd"/>
-          </w:p>
-          <w:p>
-            <w:pPr>
-              <w:rPr>
-                <w:rFonts w:asciiTheme="minorHAnsi" w:hAnsiTheme="minorHAnsi" w:cstheme="minorHAnsi"/>
-                <w:sz w:val="18"/>
-                <w:szCs w:val="18"/>
-              </w:rPr>
-            </w:pPr>
-            <w:proofErr w:type="spellStart"/>
-            <w:proofErr w:type="gramStart"/>
-            <w:r>
-              <w:rPr>
-                <w:rFonts w:asciiTheme="minorHAnsi" w:hAnsiTheme="minorHAnsi" w:cstheme="minorHAnsi"/>
-                <w:sz w:val="18"/>
-                <w:szCs w:val="18"/>
-              </w:rPr>
-              <w:t>elsif</w:t>
-            </w:r>
-            <w:proofErr w:type="spellEnd"/>
-            <w:r>
-              <w:rPr>
-                <w:rFonts w:asciiTheme="minorHAnsi" w:hAnsiTheme="minorHAnsi" w:cstheme="minorHAnsi"/>
-                <w:sz w:val="18"/>
-                <w:szCs w:val="18"/>
-              </w:rPr>
-              <w:t xml:space="preserve">  the</w:t>
-            </w:r>
-            <w:proofErr w:type="gramEnd"/>
-            <w:r>
-              <w:rPr>
-                <w:rFonts w:asciiTheme="minorHAnsi" w:hAnsiTheme="minorHAnsi" w:cstheme="minorHAnsi"/>
-                <w:sz w:val="18"/>
-                <w:szCs w:val="18"/>
-              </w:rPr>
-              <w:t xml:space="preserve"> Cooling System Zonal Control Type is given on the MCH-01,</w:t>
+              <w:t>then display text:  n/a –Cooling System Zonal Control requirements do not apply;</w:t>
+            </w:r>
+          </w:p>
+          <w:p>
+            <w:pPr>
+              <w:rPr>
+                <w:rFonts w:asciiTheme="minorHAnsi" w:hAnsiTheme="minorHAnsi" w:cstheme="minorHAnsi"/>
+                <w:sz w:val="18"/>
+                <w:szCs w:val="18"/>
+              </w:rPr>
+            </w:pPr>
+            <w:r>
+              <w:rPr>
+                <w:rFonts w:asciiTheme="minorHAnsi" w:hAnsiTheme="minorHAnsi" w:cstheme="minorHAnsi"/>
+                <w:sz w:val="18"/>
+                <w:szCs w:val="18"/>
+              </w:rPr>
+              <w:t>elsif  the Cooling System Zonal Control Type is given on the MCH-01,</w:t>
             </w:r>
           </w:p>
           <w:p>
@@ -13383,43 +12801,7 @@
                 <w:sz w:val="18"/>
                 <w:szCs w:val="18"/>
               </w:rPr>
-              <w:t xml:space="preserve">(note on applicable MCH-01 docs the options are:  </w:t>
-            </w:r>
-            <w:proofErr w:type="spellStart"/>
-            <w:r>
-              <w:rPr>
-                <w:rFonts w:asciiTheme="minorHAnsi" w:hAnsiTheme="minorHAnsi" w:cstheme="minorHAnsi"/>
-                <w:sz w:val="18"/>
-                <w:szCs w:val="18"/>
-              </w:rPr>
-              <w:t>ZonallyControlled</w:t>
-            </w:r>
-            <w:proofErr w:type="spellEnd"/>
-            <w:r>
-              <w:rPr>
-                <w:rFonts w:asciiTheme="minorHAnsi" w:hAnsiTheme="minorHAnsi" w:cstheme="minorHAnsi"/>
-                <w:sz w:val="18"/>
-                <w:szCs w:val="18"/>
-              </w:rPr>
-              <w:t xml:space="preserve"> and </w:t>
-            </w:r>
-            <w:proofErr w:type="spellStart"/>
-            <w:r>
-              <w:rPr>
-                <w:rFonts w:asciiTheme="minorHAnsi" w:hAnsiTheme="minorHAnsi" w:cstheme="minorHAnsi"/>
-                <w:sz w:val="18"/>
-                <w:szCs w:val="18"/>
-              </w:rPr>
-              <w:t>NotZonal</w:t>
-            </w:r>
-            <w:proofErr w:type="spellEnd"/>
-            <w:r>
-              <w:rPr>
-                <w:rFonts w:asciiTheme="minorHAnsi" w:hAnsiTheme="minorHAnsi" w:cstheme="minorHAnsi"/>
-                <w:sz w:val="18"/>
-                <w:szCs w:val="18"/>
-              </w:rPr>
-              <w:t>)&gt;&gt;</w:t>
+              <w:t>(note on applicable MCH-01 docs the options are:  ZonallyControlled and NotZonal)&gt;&gt;</w:t>
             </w:r>
           </w:p>
         </w:tc>
@@ -13538,25 +12920,7 @@
                 <w:sz w:val="18"/>
                 <w:szCs w:val="18"/>
               </w:rPr>
-              <w:t>reference value from MCH-</w:t>
-            </w:r>
-            <w:proofErr w:type="gramStart"/>
-            <w:r>
-              <w:rPr>
-                <w:rFonts w:asciiTheme="minorHAnsi" w:hAnsiTheme="minorHAnsi" w:cstheme="minorHAnsi"/>
-                <w:sz w:val="18"/>
-                <w:szCs w:val="18"/>
-              </w:rPr>
-              <w:t>01;</w:t>
-            </w:r>
-            <w:proofErr w:type="gramEnd"/>
-            <w:r>
-              <w:rPr>
-                <w:rFonts w:asciiTheme="minorHAnsi" w:hAnsiTheme="minorHAnsi" w:cstheme="minorHAnsi"/>
-                <w:sz w:val="18"/>
-                <w:szCs w:val="18"/>
-              </w:rPr>
-              <w:t xml:space="preserve"> </w:t>
+              <w:t xml:space="preserve">reference value from MCH-01; </w:t>
             </w:r>
           </w:p>
           <w:p>
@@ -13744,18 +13108,8 @@
                 <w:sz w:val="18"/>
                 <w:szCs w:val="18"/>
               </w:rPr>
-              <w:t>If parent is MCH-01b, MCh-01c, or MCH-01d, then value=N/</w:t>
-            </w:r>
-            <w:proofErr w:type="gramStart"/>
-            <w:r>
-              <w:rPr>
-                <w:rFonts w:asciiTheme="minorHAnsi" w:hAnsiTheme="minorHAnsi" w:cstheme="minorHAnsi"/>
-                <w:sz w:val="18"/>
-                <w:szCs w:val="18"/>
-              </w:rPr>
-              <w:t>A;</w:t>
-            </w:r>
-            <w:proofErr w:type="gramEnd"/>
+              <w:t>If parent is MCH-01b, MCh-01c, or MCH-01d, then value=N/A;</w:t>
+            </w:r>
           </w:p>
           <w:p>
             <w:pPr>
@@ -14011,25 +13365,7 @@
                 <w:sz w:val="18"/>
                 <w:szCs w:val="18"/>
               </w:rPr>
-              <w:t>If A04</w:t>
-            </w:r>
-            <w:proofErr w:type="gramStart"/>
-            <w:r>
-              <w:rPr>
-                <w:rFonts w:asciiTheme="minorHAnsi" w:hAnsiTheme="minorHAnsi" w:cstheme="minorHAnsi"/>
-                <w:sz w:val="18"/>
-                <w:szCs w:val="18"/>
-              </w:rPr>
-              <w:t>=(</w:t>
-            </w:r>
-            <w:proofErr w:type="gramEnd"/>
-            <w:r>
-              <w:rPr>
-                <w:rFonts w:asciiTheme="minorHAnsi" w:hAnsiTheme="minorHAnsi" w:cstheme="minorHAnsi"/>
-                <w:sz w:val="18"/>
-                <w:szCs w:val="18"/>
-              </w:rPr>
-              <w:t>New or Replacement), then display result = RA3.3 procedures for airflow rate measurement;</w:t>
+              <w:t>If A04=(New or Replacement), then display result = RA3.3 procedures for airflow rate measurement;</w:t>
             </w:r>
           </w:p>
           <w:p>
@@ -14585,25 +13921,7 @@
                 <w:sz w:val="18"/>
                 <w:szCs w:val="18"/>
               </w:rPr>
-              <w:t>&lt;&lt;</w:t>
-            </w:r>
-            <w:proofErr w:type="gramStart"/>
-            <w:r>
-              <w:rPr>
-                <w:rFonts w:asciiTheme="minorHAnsi" w:hAnsiTheme="minorHAnsi" w:cstheme="minorHAnsi"/>
-                <w:sz w:val="18"/>
-                <w:szCs w:val="18"/>
-              </w:rPr>
-              <w:t>user</w:t>
-            </w:r>
-            <w:proofErr w:type="gramEnd"/>
-            <w:r>
-              <w:rPr>
-                <w:rFonts w:asciiTheme="minorHAnsi" w:hAnsiTheme="minorHAnsi" w:cstheme="minorHAnsi"/>
-                <w:sz w:val="18"/>
-                <w:szCs w:val="18"/>
-              </w:rPr>
-              <w:t xml:space="preserve"> select one of the options from list: </w:t>
+              <w:t xml:space="preserve">&lt;&lt;user select one of the options from list: </w:t>
             </w:r>
           </w:p>
           <w:p>
@@ -14626,25 +13944,7 @@
                 <w:sz w:val="18"/>
                 <w:szCs w:val="18"/>
               </w:rPr>
-              <w:t>**HSPP installed and labeled consistent with Figure RA3.3-</w:t>
-            </w:r>
-            <w:proofErr w:type="gramStart"/>
-            <w:r>
-              <w:rPr>
-                <w:rFonts w:asciiTheme="minorHAnsi" w:hAnsiTheme="minorHAnsi" w:cstheme="minorHAnsi"/>
-                <w:sz w:val="18"/>
-                <w:szCs w:val="18"/>
-              </w:rPr>
-              <w:t>1;</w:t>
-            </w:r>
-            <w:proofErr w:type="gramEnd"/>
-            <w:r>
-              <w:rPr>
-                <w:rFonts w:asciiTheme="minorHAnsi" w:hAnsiTheme="minorHAnsi" w:cstheme="minorHAnsi"/>
-                <w:sz w:val="18"/>
-                <w:szCs w:val="18"/>
-              </w:rPr>
-              <w:t xml:space="preserve"> </w:t>
+              <w:t xml:space="preserve">**HSPP installed and labeled consistent with Figure RA3.3-1; </w:t>
             </w:r>
           </w:p>
           <w:p>
@@ -14769,25 +14069,7 @@
                 <w:sz w:val="18"/>
                 <w:szCs w:val="18"/>
               </w:rPr>
-              <w:t>** HSPP/</w:t>
-            </w:r>
-            <w:proofErr w:type="gramStart"/>
-            <w:r>
-              <w:rPr>
-                <w:rFonts w:asciiTheme="minorHAnsi" w:hAnsiTheme="minorHAnsi" w:cstheme="minorHAnsi"/>
-                <w:sz w:val="18"/>
-                <w:szCs w:val="18"/>
-              </w:rPr>
-              <w:t>PSPP  are</w:t>
-            </w:r>
-            <w:proofErr w:type="gramEnd"/>
-            <w:r>
-              <w:rPr>
-                <w:rFonts w:asciiTheme="minorHAnsi" w:hAnsiTheme="minorHAnsi" w:cstheme="minorHAnsi"/>
-                <w:sz w:val="18"/>
-                <w:szCs w:val="18"/>
-              </w:rPr>
-              <w:t xml:space="preserve"> not applicable to this system &gt;&gt;</w:t>
+              <w:t>** HSPP/PSPP  are not applicable to this system &gt;&gt;</w:t>
             </w:r>
           </w:p>
         </w:tc>
@@ -15008,25 +14290,7 @@
                 <w:sz w:val="18"/>
                 <w:szCs w:val="18"/>
               </w:rPr>
-              <w:t xml:space="preserve">&lt;&lt; </w:t>
-            </w:r>
-            <w:proofErr w:type="gramStart"/>
-            <w:r>
-              <w:rPr>
-                <w:rFonts w:asciiTheme="minorHAnsi" w:hAnsiTheme="minorHAnsi" w:cstheme="minorHAnsi"/>
-                <w:sz w:val="18"/>
-                <w:szCs w:val="18"/>
-              </w:rPr>
-              <w:t>user</w:t>
-            </w:r>
-            <w:proofErr w:type="gramEnd"/>
-            <w:r>
-              <w:rPr>
-                <w:rFonts w:asciiTheme="minorHAnsi" w:hAnsiTheme="minorHAnsi" w:cstheme="minorHAnsi"/>
-                <w:sz w:val="18"/>
-                <w:szCs w:val="18"/>
-              </w:rPr>
-              <w:t xml:space="preserve"> select one from list: </w:t>
+              <w:t xml:space="preserve">&lt;&lt; user select one from list: </w:t>
             </w:r>
           </w:p>
           <w:p>
@@ -15197,25 +14461,7 @@
                 <w:sz w:val="18"/>
                 <w:szCs w:val="18"/>
               </w:rPr>
-              <w:t xml:space="preserve">&lt;&lt;user </w:t>
-            </w:r>
-            <w:proofErr w:type="gramStart"/>
-            <w:r>
-              <w:rPr>
-                <w:rFonts w:asciiTheme="minorHAnsi" w:hAnsiTheme="minorHAnsi" w:cstheme="minorHAnsi"/>
-                <w:sz w:val="18"/>
-                <w:szCs w:val="18"/>
-              </w:rPr>
-              <w:t>entry :</w:t>
-            </w:r>
-            <w:proofErr w:type="gramEnd"/>
-            <w:r>
-              <w:rPr>
-                <w:rFonts w:asciiTheme="minorHAnsi" w:hAnsiTheme="minorHAnsi" w:cstheme="minorHAnsi"/>
-                <w:sz w:val="18"/>
-                <w:szCs w:val="18"/>
-              </w:rPr>
-              <w:t xml:space="preserve"> text (or consider referencing from a data registry user profile)&gt;&gt;</w:t>
+              <w:t>&lt;&lt;user entry : text (or consider referencing from a data registry user profile)&gt;&gt;</w:t>
             </w:r>
           </w:p>
         </w:tc>
@@ -15373,25 +14619,7 @@
                 <w:sz w:val="18"/>
                 <w:szCs w:val="18"/>
               </w:rPr>
-              <w:t>&lt;&lt;</w:t>
-            </w:r>
-            <w:proofErr w:type="gramStart"/>
-            <w:r>
-              <w:rPr>
-                <w:rFonts w:asciiTheme="minorHAnsi" w:hAnsiTheme="minorHAnsi" w:cstheme="minorHAnsi"/>
-                <w:sz w:val="18"/>
-                <w:szCs w:val="18"/>
-              </w:rPr>
-              <w:t>user</w:t>
-            </w:r>
-            <w:proofErr w:type="gramEnd"/>
-            <w:r>
-              <w:rPr>
-                <w:rFonts w:asciiTheme="minorHAnsi" w:hAnsiTheme="minorHAnsi" w:cstheme="minorHAnsi"/>
-                <w:sz w:val="18"/>
-                <w:szCs w:val="18"/>
-              </w:rPr>
-              <w:t xml:space="preserve"> select from list:  </w:t>
+              <w:t xml:space="preserve">&lt;&lt;user select from list:  </w:t>
             </w:r>
           </w:p>
           <w:p>
@@ -15626,77 +14854,76 @@
                 <w:sz w:val="16"/>
                 <w:szCs w:val="16"/>
               </w:rPr>
-              <w:t xml:space="preserve"> = </w:t>
-            </w:r>
-            <w:proofErr w:type="gramStart"/>
-            <w:r>
+              <w:t xml:space="preserve"> = alteration Then Use variant MCH-23c;</w:t>
+            </w:r>
+          </w:p>
+          <w:p>
+            <w:pPr>
+              <w:keepNext/>
               <w:rPr>
                 <w:rFonts w:asciiTheme="minorHAnsi" w:hAnsiTheme="minorHAnsi" w:cstheme="minorHAnsi"/>
                 <w:sz w:val="16"/>
                 <w:szCs w:val="16"/>
               </w:rPr>
-              <w:t>alteration</w:t>
-            </w:r>
-            <w:proofErr w:type="gramEnd"/>
+            </w:pPr>
             <w:r>
               <w:rPr>
                 <w:rFonts w:asciiTheme="minorHAnsi" w:hAnsiTheme="minorHAnsi" w:cstheme="minorHAnsi"/>
                 <w:sz w:val="16"/>
                 <w:szCs w:val="16"/>
               </w:rPr>
-              <w:t xml:space="preserve"> Then Use variant MCH-23c;</w:t>
-            </w:r>
-          </w:p>
-          <w:p>
-            <w:pPr>
-              <w:keepNext/>
+              <w:t>ElseIf A1</w:t>
+            </w:r>
+            <w:r>
               <w:rPr>
                 <w:rFonts w:asciiTheme="minorHAnsi" w:hAnsiTheme="minorHAnsi" w:cstheme="minorHAnsi"/>
                 <w:sz w:val="16"/>
                 <w:szCs w:val="16"/>
               </w:rPr>
-            </w:pPr>
-            <w:proofErr w:type="spellStart"/>
+              <w:t>1</w:t>
+            </w:r>
             <w:r>
               <w:rPr>
                 <w:rFonts w:asciiTheme="minorHAnsi" w:hAnsiTheme="minorHAnsi" w:cstheme="minorHAnsi"/>
                 <w:sz w:val="16"/>
                 <w:szCs w:val="16"/>
               </w:rPr>
-              <w:t>ElseIf</w:t>
-            </w:r>
-            <w:proofErr w:type="spellEnd"/>
+              <w:t xml:space="preserve"> = RA3.3 procedures</w:t>
+            </w:r>
+            <w:r>
+              <w:rPr>
+                <w:rFonts w:asciiTheme="minorHAnsi" w:hAnsiTheme="minorHAnsi" w:cstheme="minorHAnsi"/>
+                <w:sz w:val="18"/>
+                <w:szCs w:val="18"/>
+              </w:rPr>
+              <w:t xml:space="preserve"> </w:t>
+            </w:r>
             <w:r>
               <w:rPr>
                 <w:rFonts w:asciiTheme="minorHAnsi" w:hAnsiTheme="minorHAnsi" w:cstheme="minorHAnsi"/>
                 <w:sz w:val="16"/>
                 <w:szCs w:val="16"/>
               </w:rPr>
-              <w:t xml:space="preserve"> A1</w:t>
-            </w:r>
-            <w:r>
+              <w:t>Then</w:t>
+            </w:r>
+          </w:p>
+          <w:p>
+            <w:pPr>
+              <w:keepNext/>
+              <w:ind w:left="720"/>
               <w:rPr>
                 <w:rFonts w:asciiTheme="minorHAnsi" w:hAnsiTheme="minorHAnsi" w:cstheme="minorHAnsi"/>
                 <w:sz w:val="16"/>
                 <w:szCs w:val="16"/>
               </w:rPr>
-              <w:t>1</w:t>
-            </w:r>
+            </w:pPr>
             <w:r>
               <w:rPr>
                 <w:rFonts w:asciiTheme="minorHAnsi" w:hAnsiTheme="minorHAnsi" w:cstheme="minorHAnsi"/>
                 <w:sz w:val="16"/>
                 <w:szCs w:val="16"/>
               </w:rPr>
-              <w:t xml:space="preserve"> = RA3.3 procedures</w:t>
-            </w:r>
-            <w:r>
-              <w:rPr>
-                <w:rFonts w:asciiTheme="minorHAnsi" w:hAnsiTheme="minorHAnsi" w:cstheme="minorHAnsi"/>
-                <w:sz w:val="18"/>
-                <w:szCs w:val="18"/>
-              </w:rPr>
-              <w:t xml:space="preserve"> </w:t>
+              <w:t>If A0</w:t>
             </w:r>
             <w:r>
               <w:rPr>
@@ -15704,60 +14931,15 @@
                 <w:sz w:val="16"/>
                 <w:szCs w:val="16"/>
               </w:rPr>
-              <w:t>Then</w:t>
-            </w:r>
-          </w:p>
-          <w:p>
-            <w:pPr>
-              <w:keepNext/>
-              <w:ind w:left="720"/>
+              <w:t>4</w:t>
+            </w:r>
+            <w:r>
               <w:rPr>
                 <w:rFonts w:asciiTheme="minorHAnsi" w:hAnsiTheme="minorHAnsi" w:cstheme="minorHAnsi"/>
                 <w:sz w:val="16"/>
                 <w:szCs w:val="16"/>
               </w:rPr>
-            </w:pPr>
-            <w:r>
-              <w:rPr>
-                <w:rFonts w:asciiTheme="minorHAnsi" w:hAnsiTheme="minorHAnsi" w:cstheme="minorHAnsi"/>
-                <w:sz w:val="16"/>
-                <w:szCs w:val="16"/>
-              </w:rPr>
-              <w:t>If A0</w:t>
-            </w:r>
-            <w:r>
-              <w:rPr>
-                <w:rFonts w:asciiTheme="minorHAnsi" w:hAnsiTheme="minorHAnsi" w:cstheme="minorHAnsi"/>
-                <w:sz w:val="16"/>
-                <w:szCs w:val="16"/>
-              </w:rPr>
-              <w:t>4</w:t>
-            </w:r>
-            <w:r>
-              <w:rPr>
-                <w:rFonts w:asciiTheme="minorHAnsi" w:hAnsiTheme="minorHAnsi" w:cstheme="minorHAnsi"/>
-                <w:sz w:val="16"/>
-                <w:szCs w:val="16"/>
-              </w:rPr>
-              <w:t xml:space="preserve"> = </w:t>
-            </w:r>
-            <w:proofErr w:type="gramStart"/>
-            <w:r>
-              <w:rPr>
-                <w:rFonts w:asciiTheme="minorHAnsi" w:hAnsiTheme="minorHAnsi" w:cstheme="minorHAnsi"/>
-                <w:sz w:val="16"/>
-                <w:szCs w:val="16"/>
-              </w:rPr>
-              <w:t>alteration</w:t>
-            </w:r>
-            <w:proofErr w:type="gramEnd"/>
-            <w:r>
-              <w:rPr>
-                <w:rFonts w:asciiTheme="minorHAnsi" w:hAnsiTheme="minorHAnsi" w:cstheme="minorHAnsi"/>
-                <w:sz w:val="16"/>
-                <w:szCs w:val="16"/>
-              </w:rPr>
-              <w:t xml:space="preserve"> then</w:t>
+              <w:t xml:space="preserve"> = alteration then</w:t>
             </w:r>
             <w:ins w:id="409" w:author="Alhabibi, Haider@Energy" w:date="2023-11-22T13:45:00Z">
               <w:r>
@@ -15824,38 +15006,36 @@
                 <w:sz w:val="16"/>
                 <w:szCs w:val="16"/>
               </w:rPr>
-              <w:t>Else use MCH-</w:t>
-            </w:r>
-            <w:proofErr w:type="gramStart"/>
-            <w:r>
+              <w:t>Else use MCH-23a;</w:t>
+            </w:r>
+          </w:p>
+          <w:p>
+            <w:pPr>
+              <w:keepNext/>
               <w:rPr>
                 <w:rFonts w:asciiTheme="minorHAnsi" w:hAnsiTheme="minorHAnsi" w:cstheme="minorHAnsi"/>
                 <w:sz w:val="16"/>
                 <w:szCs w:val="16"/>
               </w:rPr>
-              <w:t>23a;</w:t>
-            </w:r>
-            <w:proofErr w:type="gramEnd"/>
-          </w:p>
-          <w:p>
-            <w:pPr>
-              <w:keepNext/>
+            </w:pPr>
+            <w:r>
               <w:rPr>
                 <w:rFonts w:asciiTheme="minorHAnsi" w:hAnsiTheme="minorHAnsi" w:cstheme="minorHAnsi"/>
                 <w:sz w:val="16"/>
                 <w:szCs w:val="16"/>
               </w:rPr>
-            </w:pPr>
-            <w:proofErr w:type="spellStart"/>
-            <w:r>
+              <w:t>EndEnd</w:t>
+            </w:r>
+          </w:p>
+          <w:p>
+            <w:pPr>
+              <w:keepNext/>
               <w:rPr>
                 <w:rFonts w:asciiTheme="minorHAnsi" w:hAnsiTheme="minorHAnsi" w:cstheme="minorHAnsi"/>
                 <w:sz w:val="16"/>
                 <w:szCs w:val="16"/>
               </w:rPr>
-              <w:t>EndEnd</w:t>
-            </w:r>
-            <w:proofErr w:type="spellEnd"/>
+            </w:pPr>
           </w:p>
           <w:p>
             <w:pPr>
@@ -15866,23 +15046,21 @@
                 <w:szCs w:val="16"/>
               </w:rPr>
             </w:pPr>
-          </w:p>
-          <w:p>
-            <w:pPr>
-              <w:keepNext/>
+            <w:r>
               <w:rPr>
                 <w:rFonts w:asciiTheme="minorHAnsi" w:hAnsiTheme="minorHAnsi" w:cstheme="minorHAnsi"/>
                 <w:sz w:val="16"/>
                 <w:szCs w:val="16"/>
               </w:rPr>
-            </w:pPr>
+              <w:t>If A0</w:t>
+            </w:r>
             <w:r>
               <w:rPr>
                 <w:rFonts w:asciiTheme="minorHAnsi" w:hAnsiTheme="minorHAnsi" w:cstheme="minorHAnsi"/>
                 <w:sz w:val="16"/>
                 <w:szCs w:val="16"/>
               </w:rPr>
-              <w:t>If A0</w:t>
+              <w:t>7</w:t>
             </w:r>
             <w:r>
               <w:rPr>
@@ -15890,43 +15068,7 @@
                 <w:sz w:val="16"/>
                 <w:szCs w:val="16"/>
               </w:rPr>
-              <w:t>7</w:t>
-            </w:r>
-            <w:r>
-              <w:rPr>
-                <w:rFonts w:asciiTheme="minorHAnsi" w:hAnsiTheme="minorHAnsi" w:cstheme="minorHAnsi"/>
-                <w:sz w:val="16"/>
-                <w:szCs w:val="16"/>
-              </w:rPr>
-              <w:t xml:space="preserve"> </w:t>
-            </w:r>
-            <w:proofErr w:type="gramStart"/>
-            <w:r>
-              <w:rPr>
-                <w:rFonts w:asciiTheme="minorHAnsi" w:hAnsiTheme="minorHAnsi" w:cstheme="minorHAnsi"/>
-                <w:sz w:val="16"/>
-                <w:szCs w:val="16"/>
-              </w:rPr>
-              <w:t xml:space="preserve">=  </w:t>
-            </w:r>
-            <w:proofErr w:type="spellStart"/>
-            <w:r>
-              <w:rPr>
-                <w:rFonts w:asciiTheme="minorHAnsi" w:hAnsiTheme="minorHAnsi" w:cstheme="minorHAnsi"/>
-                <w:sz w:val="16"/>
-                <w:szCs w:val="16"/>
-              </w:rPr>
-              <w:t>ZonallyControlled</w:t>
-            </w:r>
-            <w:proofErr w:type="spellEnd"/>
-            <w:proofErr w:type="gramEnd"/>
-            <w:r>
-              <w:rPr>
-                <w:rFonts w:asciiTheme="minorHAnsi" w:hAnsiTheme="minorHAnsi" w:cstheme="minorHAnsi"/>
-                <w:sz w:val="16"/>
-                <w:szCs w:val="16"/>
-              </w:rPr>
-              <w:t xml:space="preserve"> </w:t>
+              <w:t xml:space="preserve"> =  ZonallyControlled </w:t>
             </w:r>
             <w:del w:id="412" w:author="Alhabibi, Haider@Energy" w:date="2023-11-22T13:47:00Z">
               <w:r>
@@ -15980,25 +15122,7 @@
                 <w:sz w:val="16"/>
                 <w:szCs w:val="16"/>
               </w:rPr>
-              <w:t xml:space="preserve"> = </w:t>
-            </w:r>
-            <w:proofErr w:type="spellStart"/>
-            <w:r>
-              <w:rPr>
-                <w:rFonts w:asciiTheme="minorHAnsi" w:hAnsiTheme="minorHAnsi" w:cstheme="minorHAnsi"/>
-                <w:sz w:val="16"/>
-                <w:szCs w:val="16"/>
-              </w:rPr>
-              <w:t>SingleSpeed</w:t>
-            </w:r>
-            <w:proofErr w:type="spellEnd"/>
-            <w:r>
-              <w:rPr>
-                <w:rFonts w:asciiTheme="minorHAnsi" w:hAnsiTheme="minorHAnsi" w:cstheme="minorHAnsi"/>
-                <w:sz w:val="16"/>
-                <w:szCs w:val="16"/>
-              </w:rPr>
-              <w:t xml:space="preserve"> then </w:t>
+              <w:t xml:space="preserve"> = SingleSpeed then </w:t>
             </w:r>
           </w:p>
           <w:p>
@@ -16065,79 +15189,41 @@
                 <w:sz w:val="16"/>
                 <w:szCs w:val="16"/>
               </w:rPr>
-              <w:t>use variant MCH-</w:t>
-            </w:r>
-            <w:proofErr w:type="gramStart"/>
-            <w:r>
+              <w:t>use variant MCH-23b;</w:t>
+            </w:r>
+          </w:p>
+          <w:p>
+            <w:pPr>
+              <w:keepNext/>
               <w:rPr>
                 <w:rFonts w:asciiTheme="minorHAnsi" w:hAnsiTheme="minorHAnsi" w:cstheme="minorHAnsi"/>
                 <w:sz w:val="16"/>
                 <w:szCs w:val="16"/>
               </w:rPr>
-              <w:t>23b;</w:t>
-            </w:r>
-            <w:proofErr w:type="gramEnd"/>
-          </w:p>
-          <w:p>
-            <w:pPr>
-              <w:keepNext/>
+            </w:pPr>
+            <w:r>
               <w:rPr>
                 <w:rFonts w:asciiTheme="minorHAnsi" w:hAnsiTheme="minorHAnsi" w:cstheme="minorHAnsi"/>
                 <w:sz w:val="16"/>
                 <w:szCs w:val="16"/>
               </w:rPr>
-            </w:pPr>
-            <w:proofErr w:type="spellStart"/>
+              <w:t>ElseIf A0</w:t>
+            </w:r>
             <w:r>
               <w:rPr>
                 <w:rFonts w:asciiTheme="minorHAnsi" w:hAnsiTheme="minorHAnsi" w:cstheme="minorHAnsi"/>
                 <w:sz w:val="16"/>
                 <w:szCs w:val="16"/>
               </w:rPr>
-              <w:t>ElseIf</w:t>
-            </w:r>
-            <w:proofErr w:type="spellEnd"/>
+              <w:t>6</w:t>
+            </w:r>
             <w:r>
               <w:rPr>
                 <w:rFonts w:asciiTheme="minorHAnsi" w:hAnsiTheme="minorHAnsi" w:cstheme="minorHAnsi"/>
                 <w:sz w:val="16"/>
                 <w:szCs w:val="16"/>
               </w:rPr>
-              <w:t xml:space="preserve"> A0</w:t>
-            </w:r>
-            <w:r>
-              <w:rPr>
-                <w:rFonts w:asciiTheme="minorHAnsi" w:hAnsiTheme="minorHAnsi" w:cstheme="minorHAnsi"/>
-                <w:sz w:val="16"/>
-                <w:szCs w:val="16"/>
-              </w:rPr>
-              <w:t>6</w:t>
-            </w:r>
-            <w:r>
-              <w:rPr>
-                <w:rFonts w:asciiTheme="minorHAnsi" w:hAnsiTheme="minorHAnsi" w:cstheme="minorHAnsi"/>
-                <w:sz w:val="16"/>
-                <w:szCs w:val="16"/>
-              </w:rPr>
-              <w:t xml:space="preserve"> = </w:t>
-            </w:r>
-            <w:proofErr w:type="spellStart"/>
-            <w:r>
-              <w:rPr>
-                <w:rFonts w:asciiTheme="minorHAnsi" w:hAnsiTheme="minorHAnsi" w:cstheme="minorHAnsi"/>
-                <w:sz w:val="16"/>
-                <w:szCs w:val="16"/>
-              </w:rPr>
-              <w:t>MultiSpeed</w:t>
-            </w:r>
-            <w:proofErr w:type="spellEnd"/>
-            <w:r>
-              <w:rPr>
-                <w:rFonts w:asciiTheme="minorHAnsi" w:hAnsiTheme="minorHAnsi" w:cstheme="minorHAnsi"/>
-                <w:sz w:val="16"/>
-                <w:szCs w:val="16"/>
-              </w:rPr>
-              <w:t xml:space="preserve"> then</w:t>
+              <w:t xml:space="preserve"> = MultiSpeed then</w:t>
             </w:r>
           </w:p>
           <w:p>
@@ -16204,127 +15290,71 @@
                 <w:sz w:val="16"/>
                 <w:szCs w:val="16"/>
               </w:rPr>
-              <w:t>use variant MCH-</w:t>
-            </w:r>
-            <w:proofErr w:type="gramStart"/>
-            <w:r>
+              <w:t>use variant MCH-23a;</w:t>
+            </w:r>
+          </w:p>
+          <w:p>
+            <w:pPr>
+              <w:keepNext/>
+              <w:ind w:left="646"/>
               <w:rPr>
                 <w:rFonts w:asciiTheme="minorHAnsi" w:hAnsiTheme="minorHAnsi" w:cstheme="minorHAnsi"/>
                 <w:sz w:val="16"/>
                 <w:szCs w:val="16"/>
               </w:rPr>
-              <w:t>23a;</w:t>
-            </w:r>
-            <w:proofErr w:type="gramEnd"/>
-          </w:p>
-          <w:p>
-            <w:pPr>
-              <w:keepNext/>
-              <w:ind w:left="646"/>
+            </w:pPr>
+          </w:p>
+          <w:p>
+            <w:pPr>
+              <w:keepNext/>
               <w:rPr>
                 <w:rFonts w:asciiTheme="minorHAnsi" w:hAnsiTheme="minorHAnsi" w:cstheme="minorHAnsi"/>
                 <w:sz w:val="16"/>
                 <w:szCs w:val="16"/>
               </w:rPr>
             </w:pPr>
-          </w:p>
-          <w:p>
-            <w:pPr>
-              <w:keepNext/>
+            <w:r>
               <w:rPr>
                 <w:rFonts w:asciiTheme="minorHAnsi" w:hAnsiTheme="minorHAnsi" w:cstheme="minorHAnsi"/>
                 <w:sz w:val="16"/>
                 <w:szCs w:val="16"/>
               </w:rPr>
-            </w:pPr>
-            <w:proofErr w:type="spellStart"/>
+              <w:t>ElseIf A0</w:t>
+            </w:r>
             <w:r>
               <w:rPr>
                 <w:rFonts w:asciiTheme="minorHAnsi" w:hAnsiTheme="minorHAnsi" w:cstheme="minorHAnsi"/>
                 <w:sz w:val="16"/>
                 <w:szCs w:val="16"/>
               </w:rPr>
-              <w:t>ElseIf</w:t>
-            </w:r>
-            <w:proofErr w:type="spellEnd"/>
+              <w:t>7</w:t>
+            </w:r>
             <w:r>
               <w:rPr>
                 <w:rFonts w:asciiTheme="minorHAnsi" w:hAnsiTheme="minorHAnsi" w:cstheme="minorHAnsi"/>
                 <w:sz w:val="16"/>
                 <w:szCs w:val="16"/>
               </w:rPr>
-              <w:t xml:space="preserve"> A0</w:t>
-            </w:r>
-            <w:r>
+              <w:t xml:space="preserve"> = NotZonal Then</w:t>
+            </w:r>
+          </w:p>
+          <w:p>
+            <w:pPr>
+              <w:keepNext/>
+              <w:ind w:left="646"/>
               <w:rPr>
                 <w:rFonts w:asciiTheme="minorHAnsi" w:hAnsiTheme="minorHAnsi" w:cstheme="minorHAnsi"/>
                 <w:sz w:val="16"/>
                 <w:szCs w:val="16"/>
               </w:rPr>
-              <w:t>7</w:t>
-            </w:r>
+            </w:pPr>
             <w:r>
               <w:rPr>
                 <w:rFonts w:asciiTheme="minorHAnsi" w:hAnsiTheme="minorHAnsi" w:cstheme="minorHAnsi"/>
                 <w:sz w:val="16"/>
                 <w:szCs w:val="16"/>
               </w:rPr>
-              <w:t xml:space="preserve"> = </w:t>
-            </w:r>
-            <w:proofErr w:type="spellStart"/>
-            <w:r>
-              <w:rPr>
-                <w:rFonts w:asciiTheme="minorHAnsi" w:hAnsiTheme="minorHAnsi" w:cstheme="minorHAnsi"/>
-                <w:sz w:val="16"/>
-                <w:szCs w:val="16"/>
-              </w:rPr>
-              <w:t>NotZonal</w:t>
-            </w:r>
-            <w:proofErr w:type="spellEnd"/>
-            <w:r>
-              <w:rPr>
-                <w:rFonts w:asciiTheme="minorHAnsi" w:hAnsiTheme="minorHAnsi" w:cstheme="minorHAnsi"/>
-                <w:sz w:val="16"/>
-                <w:szCs w:val="16"/>
-              </w:rPr>
-              <w:t xml:space="preserve"> Then</w:t>
-            </w:r>
-          </w:p>
-          <w:p>
-            <w:pPr>
-              <w:keepNext/>
-              <w:ind w:left="646"/>
-              <w:rPr>
-                <w:rFonts w:asciiTheme="minorHAnsi" w:hAnsiTheme="minorHAnsi" w:cstheme="minorHAnsi"/>
-                <w:sz w:val="16"/>
-                <w:szCs w:val="16"/>
-              </w:rPr>
-            </w:pPr>
-            <w:r>
-              <w:rPr>
-                <w:rFonts w:asciiTheme="minorHAnsi" w:hAnsiTheme="minorHAnsi" w:cstheme="minorHAnsi"/>
-                <w:sz w:val="16"/>
-                <w:szCs w:val="16"/>
-              </w:rPr>
-              <w:t xml:space="preserve">If cooling system type on MCH-01 = No Cooling </w:t>
-            </w:r>
-            <w:proofErr w:type="gramStart"/>
-            <w:r>
-              <w:rPr>
-                <w:rFonts w:asciiTheme="minorHAnsi" w:hAnsiTheme="minorHAnsi" w:cstheme="minorHAnsi"/>
-                <w:sz w:val="16"/>
-                <w:szCs w:val="16"/>
-              </w:rPr>
-              <w:t>And</w:t>
-            </w:r>
-            <w:proofErr w:type="gramEnd"/>
-            <w:r>
-              <w:rPr>
-                <w:rFonts w:asciiTheme="minorHAnsi" w:hAnsiTheme="minorHAnsi" w:cstheme="minorHAnsi"/>
-                <w:sz w:val="16"/>
-                <w:szCs w:val="16"/>
-              </w:rPr>
-              <w:t xml:space="preserve"> A0</w:t>
+              <w:t>If cooling system type on MCH-01 = No Cooling And A0</w:t>
             </w:r>
             <w:r>
               <w:rPr>
@@ -16476,56 +15506,36 @@
                 <w:sz w:val="16"/>
                 <w:szCs w:val="16"/>
               </w:rPr>
-              <w:t>use variant MCH-</w:t>
-            </w:r>
-            <w:proofErr w:type="gramStart"/>
-            <w:r>
+              <w:t>use variant MCH-23a;</w:t>
+            </w:r>
+          </w:p>
+          <w:p>
+            <w:pPr>
+              <w:keepNext/>
+              <w:ind w:left="646"/>
               <w:rPr>
                 <w:rFonts w:asciiTheme="minorHAnsi" w:hAnsiTheme="minorHAnsi" w:cstheme="minorHAnsi"/>
                 <w:sz w:val="16"/>
                 <w:szCs w:val="16"/>
               </w:rPr>
-              <w:t>23a;</w:t>
-            </w:r>
-            <w:proofErr w:type="gramEnd"/>
-          </w:p>
-          <w:p>
-            <w:pPr>
-              <w:keepNext/>
-              <w:ind w:left="646"/>
+            </w:pPr>
+          </w:p>
+          <w:p>
+            <w:pPr>
+              <w:keepNext/>
               <w:rPr>
                 <w:rFonts w:asciiTheme="minorHAnsi" w:hAnsiTheme="minorHAnsi" w:cstheme="minorHAnsi"/>
                 <w:sz w:val="16"/>
                 <w:szCs w:val="16"/>
               </w:rPr>
             </w:pPr>
-          </w:p>
-          <w:p>
-            <w:pPr>
-              <w:keepNext/>
+            <w:r>
               <w:rPr>
                 <w:rFonts w:asciiTheme="minorHAnsi" w:hAnsiTheme="minorHAnsi" w:cstheme="minorHAnsi"/>
                 <w:sz w:val="16"/>
                 <w:szCs w:val="16"/>
               </w:rPr>
-            </w:pPr>
-            <w:proofErr w:type="spellStart"/>
-            <w:r>
-              <w:rPr>
-                <w:rFonts w:asciiTheme="minorHAnsi" w:hAnsiTheme="minorHAnsi" w:cstheme="minorHAnsi"/>
-                <w:sz w:val="16"/>
-                <w:szCs w:val="16"/>
-              </w:rPr>
-              <w:t>ElseIf</w:t>
-            </w:r>
-            <w:proofErr w:type="spellEnd"/>
-            <w:r>
-              <w:rPr>
-                <w:rFonts w:asciiTheme="minorHAnsi" w:hAnsiTheme="minorHAnsi" w:cstheme="minorHAnsi"/>
-                <w:sz w:val="16"/>
-                <w:szCs w:val="16"/>
-              </w:rPr>
-              <w:t xml:space="preserve"> A0</w:t>
+              <w:t>ElseIf A0</w:t>
             </w:r>
             <w:r>
               <w:rPr>
@@ -17013,25 +16023,7 @@
                 <w:sz w:val="18"/>
                 <w:szCs w:val="18"/>
               </w:rPr>
-              <w:t xml:space="preserve">If MCH-01 – </w:t>
-            </w:r>
-            <w:proofErr w:type="spellStart"/>
-            <w:r>
-              <w:rPr>
-                <w:rFonts w:asciiTheme="minorHAnsi" w:hAnsiTheme="minorHAnsi" w:cstheme="minorHAnsi"/>
-                <w:sz w:val="18"/>
-                <w:szCs w:val="18"/>
-              </w:rPr>
-              <w:t>ResidentialCoolingSystemType</w:t>
-            </w:r>
-            <w:proofErr w:type="spellEnd"/>
-            <w:r>
-              <w:rPr>
-                <w:rFonts w:asciiTheme="minorHAnsi" w:hAnsiTheme="minorHAnsi" w:cstheme="minorHAnsi"/>
-                <w:sz w:val="18"/>
-                <w:szCs w:val="18"/>
-              </w:rPr>
-              <w:t xml:space="preserve"> = Small Duct High Velocity</w:t>
+              <w:t>If MCH-01 – ResidentialCoolingSystemType = Small Duct High Velocity</w:t>
             </w:r>
             <w:r>
               <w:rPr>
@@ -17091,110 +16083,209 @@
                 <w:sz w:val="18"/>
                 <w:szCs w:val="18"/>
               </w:rPr>
-              <w:t xml:space="preserve"> = Alteration, then value = </w:t>
-            </w:r>
-            <w:proofErr w:type="gramStart"/>
-            <w:r>
-              <w:rPr>
-                <w:rFonts w:asciiTheme="minorHAnsi" w:hAnsiTheme="minorHAnsi" w:cstheme="minorHAnsi"/>
-                <w:sz w:val="18"/>
-                <w:szCs w:val="18"/>
-              </w:rPr>
-              <w:t>300;</w:t>
-            </w:r>
-            <w:proofErr w:type="gramEnd"/>
-          </w:p>
-          <w:p>
-            <w:pPr>
-              <w:keepNext/>
-              <w:rPr>
-                <w:rFonts w:asciiTheme="minorHAnsi" w:hAnsiTheme="minorHAnsi" w:cstheme="minorHAnsi"/>
-                <w:sz w:val="18"/>
-                <w:szCs w:val="18"/>
-              </w:rPr>
-            </w:pPr>
-          </w:p>
-          <w:p>
-            <w:pPr>
-              <w:keepNext/>
-              <w:rPr>
-                <w:rFonts w:asciiTheme="minorHAnsi" w:hAnsiTheme="minorHAnsi" w:cstheme="minorHAnsi"/>
-                <w:sz w:val="18"/>
-                <w:szCs w:val="18"/>
-              </w:rPr>
-            </w:pPr>
-            <w:r>
-              <w:rPr>
-                <w:rFonts w:asciiTheme="minorHAnsi" w:hAnsiTheme="minorHAnsi" w:cstheme="minorHAnsi"/>
-                <w:sz w:val="18"/>
-                <w:szCs w:val="18"/>
-              </w:rPr>
-              <w:t>Elseif parent is MCH-01a, and B1</w:t>
-            </w:r>
-            <w:r>
-              <w:rPr>
-                <w:rFonts w:asciiTheme="minorHAnsi" w:hAnsiTheme="minorHAnsi" w:cstheme="minorHAnsi"/>
-                <w:sz w:val="18"/>
-                <w:szCs w:val="18"/>
-              </w:rPr>
-              <w:t>0</w:t>
-            </w:r>
-            <w:r>
-              <w:rPr>
-                <w:rFonts w:asciiTheme="minorHAnsi" w:hAnsiTheme="minorHAnsi" w:cstheme="minorHAnsi"/>
-                <w:sz w:val="18"/>
-                <w:szCs w:val="18"/>
-              </w:rPr>
-              <w:t xml:space="preserve"> ≠ D09, then value = </w:t>
-            </w:r>
-            <w:proofErr w:type="gramStart"/>
-            <w:r>
-              <w:rPr>
-                <w:rFonts w:asciiTheme="minorHAnsi" w:hAnsiTheme="minorHAnsi" w:cstheme="minorHAnsi"/>
-                <w:sz w:val="18"/>
-                <w:szCs w:val="18"/>
-              </w:rPr>
-              <w:t>350;</w:t>
-            </w:r>
-            <w:proofErr w:type="gramEnd"/>
-          </w:p>
-          <w:p>
-            <w:pPr>
-              <w:keepNext/>
-              <w:rPr>
-                <w:rFonts w:asciiTheme="minorHAnsi" w:hAnsiTheme="minorHAnsi" w:cstheme="minorHAnsi"/>
-                <w:sz w:val="18"/>
-                <w:szCs w:val="18"/>
-              </w:rPr>
-            </w:pPr>
-          </w:p>
-          <w:p>
-            <w:pPr>
-              <w:keepNext/>
-              <w:rPr>
-                <w:rFonts w:asciiTheme="minorHAnsi" w:hAnsiTheme="minorHAnsi" w:cstheme="minorHAnsi"/>
-                <w:sz w:val="18"/>
-                <w:szCs w:val="18"/>
-              </w:rPr>
-            </w:pPr>
-            <w:r>
-              <w:rPr>
-                <w:rFonts w:asciiTheme="minorHAnsi" w:hAnsiTheme="minorHAnsi" w:cstheme="minorHAnsi"/>
-                <w:sz w:val="18"/>
-                <w:szCs w:val="18"/>
-              </w:rPr>
-              <w:t xml:space="preserve">Elseif parent is MCH-01a, and C08 ≠ NA, then reference value from MCH-01a </w:t>
-            </w:r>
-            <w:proofErr w:type="gramStart"/>
-            <w:r>
-              <w:rPr>
-                <w:rFonts w:asciiTheme="minorHAnsi" w:hAnsiTheme="minorHAnsi" w:cstheme="minorHAnsi"/>
-                <w:sz w:val="18"/>
-                <w:szCs w:val="18"/>
-              </w:rPr>
-              <w:t>C08;</w:t>
-            </w:r>
-            <w:proofErr w:type="gramEnd"/>
+              <w:t xml:space="preserve"> = Alteration, then value = 300;</w:t>
+            </w:r>
+          </w:p>
+          <w:p>
+            <w:pPr>
+              <w:keepNext/>
+              <w:rPr>
+                <w:rFonts w:asciiTheme="minorHAnsi" w:hAnsiTheme="minorHAnsi" w:cstheme="minorHAnsi"/>
+                <w:sz w:val="18"/>
+                <w:szCs w:val="18"/>
+              </w:rPr>
+            </w:pPr>
+          </w:p>
+          <w:p>
+            <w:pPr>
+              <w:keepNext/>
+              <w:rPr>
+                <w:ins w:id="428" w:author="Alhabibi, Haider@Energy" w:date="2024-04-09T09:01:00Z"/>
+                <w:rFonts w:asciiTheme="minorHAnsi" w:hAnsiTheme="minorHAnsi" w:cstheme="minorHAnsi"/>
+                <w:sz w:val="18"/>
+                <w:szCs w:val="18"/>
+              </w:rPr>
+            </w:pPr>
+            <w:r>
+              <w:rPr>
+                <w:rFonts w:asciiTheme="minorHAnsi" w:hAnsiTheme="minorHAnsi" w:cstheme="minorHAnsi"/>
+                <w:sz w:val="18"/>
+                <w:szCs w:val="18"/>
+              </w:rPr>
+              <w:t>Elseif parent is MCH-01a</w:t>
+            </w:r>
+            <w:ins w:id="429" w:author="Alhabibi, Haider@Energy" w:date="2024-04-09T09:01:00Z">
+              <w:r>
+                <w:rPr>
+                  <w:rFonts w:asciiTheme="minorHAnsi" w:hAnsiTheme="minorHAnsi" w:cstheme="minorHAnsi"/>
+                  <w:sz w:val="18"/>
+                  <w:szCs w:val="18"/>
+                </w:rPr>
+                <w:t xml:space="preserve"> only:</w:t>
+              </w:r>
+            </w:ins>
+          </w:p>
+          <w:p>
+            <w:pPr>
+              <w:keepNext/>
+              <w:rPr>
+                <w:rFonts w:asciiTheme="minorHAnsi" w:hAnsiTheme="minorHAnsi" w:cstheme="minorHAnsi"/>
+                <w:sz w:val="18"/>
+                <w:szCs w:val="18"/>
+              </w:rPr>
+            </w:pPr>
+            <w:ins w:id="430" w:author="Alhabibi, Haider@Energy" w:date="2024-04-09T09:01:00Z">
+              <w:r>
+                <w:rPr>
+                  <w:rFonts w:asciiTheme="minorHAnsi" w:hAnsiTheme="minorHAnsi" w:cstheme="minorHAnsi"/>
+                  <w:sz w:val="18"/>
+                  <w:szCs w:val="18"/>
+                </w:rPr>
+                <w:t>If (B10 ≠ NA and B10 ≠ D09)</w:t>
+              </w:r>
+            </w:ins>
+            <w:del w:id="431" w:author="Alhabibi, Haider@Energy" w:date="2024-04-09T09:01:00Z">
+              <w:r>
+                <w:rPr>
+                  <w:rFonts w:asciiTheme="minorHAnsi" w:hAnsiTheme="minorHAnsi" w:cstheme="minorHAnsi"/>
+                  <w:sz w:val="18"/>
+                  <w:szCs w:val="18"/>
+                </w:rPr>
+                <w:delText>, and B1</w:delText>
+              </w:r>
+              <w:r>
+                <w:rPr>
+                  <w:rFonts w:asciiTheme="minorHAnsi" w:hAnsiTheme="minorHAnsi" w:cstheme="minorHAnsi"/>
+                  <w:sz w:val="18"/>
+                  <w:szCs w:val="18"/>
+                </w:rPr>
+                <w:delText>0</w:delText>
+              </w:r>
+              <w:r>
+                <w:rPr>
+                  <w:rFonts w:asciiTheme="minorHAnsi" w:hAnsiTheme="minorHAnsi" w:cstheme="minorHAnsi"/>
+                  <w:sz w:val="18"/>
+                  <w:szCs w:val="18"/>
+                </w:rPr>
+                <w:delText xml:space="preserve"> ≠ D09</w:delText>
+              </w:r>
+            </w:del>
+            <w:r>
+              <w:rPr>
+                <w:rFonts w:asciiTheme="minorHAnsi" w:hAnsiTheme="minorHAnsi" w:cstheme="minorHAnsi"/>
+                <w:sz w:val="18"/>
+                <w:szCs w:val="18"/>
+              </w:rPr>
+              <w:t>, then value = 350;</w:t>
+            </w:r>
+          </w:p>
+          <w:p>
+            <w:pPr>
+              <w:keepNext/>
+              <w:rPr>
+                <w:rFonts w:asciiTheme="minorHAnsi" w:hAnsiTheme="minorHAnsi" w:cstheme="minorHAnsi"/>
+                <w:sz w:val="18"/>
+                <w:szCs w:val="18"/>
+              </w:rPr>
+            </w:pPr>
+            <w:r>
+              <w:rPr>
+                <w:rFonts w:asciiTheme="minorHAnsi" w:hAnsiTheme="minorHAnsi" w:cstheme="minorHAnsi"/>
+                <w:sz w:val="18"/>
+                <w:szCs w:val="18"/>
+              </w:rPr>
+              <w:t xml:space="preserve">Elseif </w:t>
+            </w:r>
+            <w:del w:id="432" w:author="Alhabibi, Haider@Energy" w:date="2024-04-09T15:47:00Z">
+              <w:r>
+                <w:rPr>
+                  <w:rFonts w:asciiTheme="minorHAnsi" w:hAnsiTheme="minorHAnsi" w:cstheme="minorHAnsi"/>
+                  <w:sz w:val="18"/>
+                  <w:szCs w:val="18"/>
+                </w:rPr>
+                <w:delText xml:space="preserve">parent is MCH-01a, and </w:delText>
+              </w:r>
+            </w:del>
+            <w:r>
+              <w:rPr>
+                <w:rFonts w:asciiTheme="minorHAnsi" w:hAnsiTheme="minorHAnsi" w:cstheme="minorHAnsi"/>
+                <w:sz w:val="18"/>
+                <w:szCs w:val="18"/>
+              </w:rPr>
+              <w:t>C08 ≠ NA, then reference value from MCH-01a C08;</w:t>
+            </w:r>
+          </w:p>
+          <w:p>
+            <w:pPr>
+              <w:keepNext/>
+              <w:rPr>
+                <w:rFonts w:asciiTheme="minorHAnsi" w:hAnsiTheme="minorHAnsi" w:cstheme="minorHAnsi"/>
+                <w:sz w:val="18"/>
+                <w:szCs w:val="18"/>
+              </w:rPr>
+            </w:pPr>
+          </w:p>
+          <w:p>
+            <w:pPr>
+              <w:keepNext/>
+              <w:rPr>
+                <w:ins w:id="433" w:author="Alhabibi, Haider@Energy" w:date="2024-04-09T09:02:00Z"/>
+                <w:rFonts w:asciiTheme="minorHAnsi" w:hAnsiTheme="minorHAnsi" w:cstheme="minorHAnsi"/>
+                <w:sz w:val="18"/>
+                <w:szCs w:val="18"/>
+              </w:rPr>
+            </w:pPr>
+            <w:ins w:id="434" w:author="Alhabibi, Haider@Energy" w:date="2024-04-09T09:02:00Z">
+              <w:r>
+                <w:rPr>
+                  <w:rFonts w:asciiTheme="minorHAnsi" w:hAnsiTheme="minorHAnsi" w:cstheme="minorHAnsi"/>
+                  <w:sz w:val="18"/>
+                  <w:szCs w:val="18"/>
+                </w:rPr>
+                <w:t xml:space="preserve">Elseif parent is MCH-01d only: </w:t>
+              </w:r>
+            </w:ins>
+          </w:p>
+          <w:p>
+            <w:pPr>
+              <w:keepNext/>
+              <w:rPr>
+                <w:ins w:id="435" w:author="Alhabibi, Haider@Energy" w:date="2024-04-09T09:02:00Z"/>
+                <w:rFonts w:asciiTheme="minorHAnsi" w:hAnsiTheme="minorHAnsi" w:cstheme="minorHAnsi"/>
+                <w:sz w:val="18"/>
+                <w:szCs w:val="18"/>
+              </w:rPr>
+            </w:pPr>
+            <w:ins w:id="436" w:author="Alhabibi, Haider@Energy" w:date="2024-04-09T09:02:00Z">
+              <w:r>
+                <w:rPr>
+                  <w:rFonts w:asciiTheme="minorHAnsi" w:hAnsiTheme="minorHAnsi" w:cstheme="minorHAnsi"/>
+                  <w:sz w:val="18"/>
+                  <w:szCs w:val="18"/>
+                </w:rPr>
+                <w:t>If (B08 ≠ NA and B08 ≠ D09) then value = 350;</w:t>
+              </w:r>
+            </w:ins>
+          </w:p>
+          <w:p>
+            <w:pPr>
+              <w:keepNext/>
+              <w:rPr>
+                <w:rFonts w:asciiTheme="minorHAnsi" w:hAnsiTheme="minorHAnsi" w:cstheme="minorHAnsi"/>
+                <w:sz w:val="18"/>
+                <w:szCs w:val="18"/>
+              </w:rPr>
+            </w:pPr>
+            <w:ins w:id="437" w:author="Alhabibi, Haider@Energy" w:date="2024-04-09T09:02:00Z">
+              <w:r>
+                <w:rPr>
+                  <w:rFonts w:asciiTheme="minorHAnsi" w:hAnsiTheme="minorHAnsi" w:cstheme="minorHAnsi"/>
+                  <w:sz w:val="18"/>
+                  <w:szCs w:val="18"/>
+                </w:rPr>
+                <w:t>Elseif C08 ≠ NA, then reference value from MCH-01d C08;</w:t>
+              </w:r>
+            </w:ins>
           </w:p>
           <w:p>
             <w:pPr>
@@ -17427,25 +16518,7 @@
                 <w:sz w:val="18"/>
                 <w:szCs w:val="18"/>
               </w:rPr>
-              <w:t xml:space="preserve">&lt;&lt;user input numeric value: </w:t>
-            </w:r>
-            <w:proofErr w:type="spellStart"/>
-            <w:r>
-              <w:rPr>
-                <w:rFonts w:asciiTheme="minorHAnsi" w:hAnsiTheme="minorHAnsi" w:cstheme="minorHAnsi"/>
-                <w:sz w:val="18"/>
-                <w:szCs w:val="18"/>
-              </w:rPr>
-              <w:t>xxxx</w:t>
-            </w:r>
-            <w:proofErr w:type="spellEnd"/>
-            <w:r>
-              <w:rPr>
-                <w:rFonts w:asciiTheme="minorHAnsi" w:hAnsiTheme="minorHAnsi" w:cstheme="minorHAnsi"/>
-                <w:sz w:val="18"/>
-                <w:szCs w:val="18"/>
-              </w:rPr>
-              <w:t>&gt;&gt;</w:t>
+              <w:t>&lt;&lt;user input numeric value: xxxx&gt;&gt;</w:t>
             </w:r>
           </w:p>
         </w:tc>
@@ -17920,25 +16993,7 @@
                 <w:sz w:val="18"/>
                 <w:szCs w:val="18"/>
               </w:rPr>
-              <w:t xml:space="preserve">If MCH-01 – </w:t>
-            </w:r>
-            <w:proofErr w:type="spellStart"/>
-            <w:r>
-              <w:rPr>
-                <w:rFonts w:asciiTheme="minorHAnsi" w:hAnsiTheme="minorHAnsi" w:cstheme="minorHAnsi"/>
-                <w:sz w:val="18"/>
-                <w:szCs w:val="18"/>
-              </w:rPr>
-              <w:t>ResidentialCoolingSystemType</w:t>
-            </w:r>
-            <w:proofErr w:type="spellEnd"/>
-            <w:r>
-              <w:rPr>
-                <w:rFonts w:asciiTheme="minorHAnsi" w:hAnsiTheme="minorHAnsi" w:cstheme="minorHAnsi"/>
-                <w:sz w:val="18"/>
-                <w:szCs w:val="18"/>
-              </w:rPr>
-              <w:t xml:space="preserve"> = Small Duct High Velocity</w:t>
+              <w:t>If MCH-01 – ResidentialCoolingSystemType = Small Duct High Velocity</w:t>
             </w:r>
             <w:r>
               <w:rPr>
@@ -17998,94 +17053,177 @@
                 <w:sz w:val="18"/>
                 <w:szCs w:val="18"/>
               </w:rPr>
-              <w:t xml:space="preserve"> = Alteration, then value = </w:t>
-            </w:r>
-            <w:proofErr w:type="gramStart"/>
-            <w:r>
-              <w:rPr>
-                <w:rFonts w:asciiTheme="minorHAnsi" w:hAnsiTheme="minorHAnsi" w:cstheme="minorHAnsi"/>
-                <w:sz w:val="18"/>
-                <w:szCs w:val="18"/>
-              </w:rPr>
-              <w:t>300;</w:t>
-            </w:r>
-            <w:proofErr w:type="gramEnd"/>
-          </w:p>
-          <w:p>
-            <w:pPr>
-              <w:keepNext/>
-              <w:rPr>
-                <w:rFonts w:asciiTheme="minorHAnsi" w:hAnsiTheme="minorHAnsi" w:cstheme="minorHAnsi"/>
-                <w:sz w:val="18"/>
-                <w:szCs w:val="18"/>
-              </w:rPr>
-            </w:pPr>
-          </w:p>
-          <w:p>
-            <w:pPr>
-              <w:keepNext/>
-              <w:rPr>
-                <w:rFonts w:asciiTheme="minorHAnsi" w:hAnsiTheme="minorHAnsi" w:cstheme="minorHAnsi"/>
-                <w:sz w:val="18"/>
-                <w:szCs w:val="18"/>
-              </w:rPr>
-            </w:pPr>
-            <w:r>
-              <w:rPr>
-                <w:rFonts w:asciiTheme="minorHAnsi" w:hAnsiTheme="minorHAnsi" w:cstheme="minorHAnsi"/>
-                <w:sz w:val="18"/>
-                <w:szCs w:val="18"/>
-              </w:rPr>
-              <w:t xml:space="preserve">Elseif parent is MCH-01a, and B11 ≠ D09, then value = </w:t>
-            </w:r>
-            <w:proofErr w:type="gramStart"/>
-            <w:r>
-              <w:rPr>
-                <w:rFonts w:asciiTheme="minorHAnsi" w:hAnsiTheme="minorHAnsi" w:cstheme="minorHAnsi"/>
-                <w:sz w:val="18"/>
-                <w:szCs w:val="18"/>
-              </w:rPr>
-              <w:t>350;</w:t>
-            </w:r>
-            <w:proofErr w:type="gramEnd"/>
-          </w:p>
-          <w:p>
-            <w:pPr>
-              <w:keepNext/>
-              <w:rPr>
-                <w:rFonts w:asciiTheme="minorHAnsi" w:hAnsiTheme="minorHAnsi" w:cstheme="minorHAnsi"/>
-                <w:sz w:val="18"/>
-                <w:szCs w:val="18"/>
-              </w:rPr>
-            </w:pPr>
-          </w:p>
-          <w:p>
-            <w:pPr>
-              <w:keepNext/>
-              <w:rPr>
-                <w:rFonts w:asciiTheme="minorHAnsi" w:hAnsiTheme="minorHAnsi" w:cstheme="minorHAnsi"/>
-                <w:sz w:val="18"/>
-                <w:szCs w:val="18"/>
-              </w:rPr>
-            </w:pPr>
-            <w:r>
-              <w:rPr>
-                <w:rFonts w:asciiTheme="minorHAnsi" w:hAnsiTheme="minorHAnsi" w:cstheme="minorHAnsi"/>
-                <w:sz w:val="18"/>
-                <w:szCs w:val="18"/>
-              </w:rPr>
-              <w:t xml:space="preserve">Elseif parent is MCH-01a, and C08 ≠ NA, then reference value from MCH-01a </w:t>
-            </w:r>
-            <w:proofErr w:type="gramStart"/>
-            <w:r>
-              <w:rPr>
-                <w:rFonts w:asciiTheme="minorHAnsi" w:hAnsiTheme="minorHAnsi" w:cstheme="minorHAnsi"/>
-                <w:sz w:val="18"/>
-                <w:szCs w:val="18"/>
-              </w:rPr>
-              <w:t>C08;</w:t>
-            </w:r>
-            <w:proofErr w:type="gramEnd"/>
+              <w:t xml:space="preserve"> = Alteration, then value = 300;</w:t>
+            </w:r>
+          </w:p>
+          <w:p>
+            <w:pPr>
+              <w:keepNext/>
+              <w:rPr>
+                <w:rFonts w:asciiTheme="minorHAnsi" w:hAnsiTheme="minorHAnsi" w:cstheme="minorHAnsi"/>
+                <w:sz w:val="18"/>
+                <w:szCs w:val="18"/>
+              </w:rPr>
+            </w:pPr>
+          </w:p>
+          <w:p>
+            <w:pPr>
+              <w:keepNext/>
+              <w:rPr>
+                <w:ins w:id="438" w:author="Alhabibi, Haider@Energy" w:date="2024-04-09T09:03:00Z"/>
+                <w:rFonts w:asciiTheme="minorHAnsi" w:hAnsiTheme="minorHAnsi" w:cstheme="minorHAnsi"/>
+                <w:sz w:val="18"/>
+                <w:szCs w:val="18"/>
+              </w:rPr>
+            </w:pPr>
+            <w:r>
+              <w:rPr>
+                <w:rFonts w:asciiTheme="minorHAnsi" w:hAnsiTheme="minorHAnsi" w:cstheme="minorHAnsi"/>
+                <w:sz w:val="18"/>
+                <w:szCs w:val="18"/>
+              </w:rPr>
+              <w:t>Elseif parent is MCH-01a</w:t>
+            </w:r>
+            <w:ins w:id="439" w:author="Alhabibi, Haider@Energy" w:date="2024-04-09T09:03:00Z">
+              <w:r>
+                <w:rPr>
+                  <w:rFonts w:asciiTheme="minorHAnsi" w:hAnsiTheme="minorHAnsi" w:cstheme="minorHAnsi"/>
+                  <w:sz w:val="18"/>
+                  <w:szCs w:val="18"/>
+                </w:rPr>
+                <w:t xml:space="preserve"> only</w:t>
+              </w:r>
+            </w:ins>
+          </w:p>
+          <w:p>
+            <w:pPr>
+              <w:keepNext/>
+              <w:rPr>
+                <w:rFonts w:asciiTheme="minorHAnsi" w:hAnsiTheme="minorHAnsi" w:cstheme="minorHAnsi"/>
+                <w:sz w:val="18"/>
+                <w:szCs w:val="18"/>
+              </w:rPr>
+            </w:pPr>
+            <w:ins w:id="440" w:author="Alhabibi, Haider@Energy" w:date="2024-04-09T09:03:00Z">
+              <w:r>
+                <w:rPr>
+                  <w:rFonts w:asciiTheme="minorHAnsi" w:hAnsiTheme="minorHAnsi" w:cstheme="minorHAnsi"/>
+                  <w:sz w:val="18"/>
+                  <w:szCs w:val="18"/>
+                </w:rPr>
+                <w:t>If (B10 ≠ NA and B10 ≠ D09</w:t>
+              </w:r>
+            </w:ins>
+            <w:del w:id="441" w:author="Alhabibi, Haider@Energy" w:date="2024-04-09T09:03:00Z">
+              <w:r>
+                <w:rPr>
+                  <w:rFonts w:asciiTheme="minorHAnsi" w:hAnsiTheme="minorHAnsi" w:cstheme="minorHAnsi"/>
+                  <w:sz w:val="18"/>
+                  <w:szCs w:val="18"/>
+                </w:rPr>
+                <w:delText>, and B11 ≠ D09</w:delText>
+              </w:r>
+            </w:del>
+            <w:r>
+              <w:rPr>
+                <w:rFonts w:asciiTheme="minorHAnsi" w:hAnsiTheme="minorHAnsi" w:cstheme="minorHAnsi"/>
+                <w:sz w:val="18"/>
+                <w:szCs w:val="18"/>
+              </w:rPr>
+              <w:t>, then value = 350;</w:t>
+            </w:r>
+          </w:p>
+          <w:p>
+            <w:pPr>
+              <w:keepNext/>
+              <w:rPr>
+                <w:rFonts w:asciiTheme="minorHAnsi" w:hAnsiTheme="minorHAnsi" w:cstheme="minorHAnsi"/>
+                <w:sz w:val="18"/>
+                <w:szCs w:val="18"/>
+              </w:rPr>
+            </w:pPr>
+            <w:r>
+              <w:rPr>
+                <w:rFonts w:asciiTheme="minorHAnsi" w:hAnsiTheme="minorHAnsi" w:cstheme="minorHAnsi"/>
+                <w:sz w:val="18"/>
+                <w:szCs w:val="18"/>
+              </w:rPr>
+              <w:t>Elseif parent is MCH-01a, and C08 ≠ NA, then reference value from MCH-01a C08;</w:t>
+            </w:r>
+          </w:p>
+          <w:p>
+            <w:pPr>
+              <w:keepNext/>
+              <w:rPr>
+                <w:ins w:id="442" w:author="Alhabibi, Haider@Energy" w:date="2024-04-09T09:04:00Z"/>
+                <w:rFonts w:asciiTheme="minorHAnsi" w:hAnsiTheme="minorHAnsi" w:cstheme="minorHAnsi"/>
+                <w:sz w:val="18"/>
+                <w:szCs w:val="18"/>
+              </w:rPr>
+            </w:pPr>
+          </w:p>
+          <w:p>
+            <w:pPr>
+              <w:keepNext/>
+              <w:rPr>
+                <w:ins w:id="443" w:author="Alhabibi, Haider@Energy" w:date="2024-04-09T09:04:00Z"/>
+                <w:rFonts w:asciiTheme="minorHAnsi" w:hAnsiTheme="minorHAnsi" w:cstheme="minorHAnsi"/>
+                <w:sz w:val="18"/>
+                <w:szCs w:val="18"/>
+              </w:rPr>
+            </w:pPr>
+            <w:ins w:id="444" w:author="Alhabibi, Haider@Energy" w:date="2024-04-09T09:04:00Z">
+              <w:r>
+                <w:rPr>
+                  <w:rFonts w:asciiTheme="minorHAnsi" w:hAnsiTheme="minorHAnsi" w:cstheme="minorHAnsi"/>
+                  <w:sz w:val="18"/>
+                  <w:szCs w:val="18"/>
+                </w:rPr>
+                <w:t xml:space="preserve">Elseif parent is MCH-01d only: </w:t>
+              </w:r>
+            </w:ins>
+          </w:p>
+          <w:p>
+            <w:pPr>
+              <w:keepNext/>
+              <w:rPr>
+                <w:ins w:id="445" w:author="Alhabibi, Haider@Energy" w:date="2024-04-09T09:04:00Z"/>
+                <w:rFonts w:asciiTheme="minorHAnsi" w:hAnsiTheme="minorHAnsi" w:cstheme="minorHAnsi"/>
+                <w:sz w:val="18"/>
+                <w:szCs w:val="18"/>
+              </w:rPr>
+            </w:pPr>
+            <w:ins w:id="446" w:author="Alhabibi, Haider@Energy" w:date="2024-04-09T09:04:00Z">
+              <w:r>
+                <w:rPr>
+                  <w:rFonts w:asciiTheme="minorHAnsi" w:hAnsiTheme="minorHAnsi" w:cstheme="minorHAnsi"/>
+                  <w:sz w:val="18"/>
+                  <w:szCs w:val="18"/>
+                </w:rPr>
+                <w:t>If (B08 ≠ NA and B08 ≠ D09), then value = 350;</w:t>
+              </w:r>
+            </w:ins>
+          </w:p>
+          <w:p>
+            <w:pPr>
+              <w:keepNext/>
+              <w:rPr>
+                <w:ins w:id="447" w:author="Alhabibi, Haider@Energy" w:date="2024-04-09T09:04:00Z"/>
+                <w:rFonts w:asciiTheme="minorHAnsi" w:hAnsiTheme="minorHAnsi" w:cstheme="minorHAnsi"/>
+                <w:sz w:val="18"/>
+                <w:szCs w:val="18"/>
+              </w:rPr>
+            </w:pPr>
+            <w:ins w:id="448" w:author="Alhabibi, Haider@Energy" w:date="2024-04-09T09:04:00Z">
+              <w:r>
+                <w:rPr>
+                  <w:rFonts w:asciiTheme="minorHAnsi" w:hAnsiTheme="minorHAnsi" w:cstheme="minorHAnsi"/>
+                  <w:sz w:val="18"/>
+                  <w:szCs w:val="18"/>
+                </w:rPr>
+                <w:t>Elseif C08 ≠ NA, then reference value from MCH-01d C08;</w:t>
+              </w:r>
+            </w:ins>
           </w:p>
           <w:p>
             <w:pPr>
@@ -18656,25 +17794,7 @@
                 <w:sz w:val="18"/>
                 <w:szCs w:val="18"/>
               </w:rPr>
-              <w:t xml:space="preserve">&lt;&lt;user input numeric value: </w:t>
-            </w:r>
-            <w:proofErr w:type="spellStart"/>
-            <w:r>
-              <w:rPr>
-                <w:rFonts w:asciiTheme="minorHAnsi" w:hAnsiTheme="minorHAnsi" w:cstheme="minorHAnsi"/>
-                <w:sz w:val="18"/>
-                <w:szCs w:val="18"/>
-              </w:rPr>
-              <w:t>xxxx</w:t>
-            </w:r>
-            <w:proofErr w:type="spellEnd"/>
-            <w:r>
-              <w:rPr>
-                <w:rFonts w:asciiTheme="minorHAnsi" w:hAnsiTheme="minorHAnsi" w:cstheme="minorHAnsi"/>
-                <w:sz w:val="18"/>
-                <w:szCs w:val="18"/>
-              </w:rPr>
-              <w:t>&gt;&gt;</w:t>
+              <w:t>&lt;&lt;user input numeric value: xxxx&gt;&gt;</w:t>
             </w:r>
           </w:p>
         </w:tc>
@@ -18699,25 +17819,7 @@
                 <w:sz w:val="18"/>
                 <w:szCs w:val="18"/>
               </w:rPr>
-              <w:t>&lt;&lt;if E06 ≥ E03, then print “Pass”, else print “</w:t>
-            </w:r>
-            <w:proofErr w:type="gramStart"/>
-            <w:r>
-              <w:rPr>
-                <w:rFonts w:asciiTheme="minorHAnsi" w:hAnsiTheme="minorHAnsi" w:cstheme="minorHAnsi"/>
-                <w:sz w:val="18"/>
-                <w:szCs w:val="18"/>
-              </w:rPr>
-              <w:t>Fail</w:t>
-            </w:r>
-            <w:proofErr w:type="gramEnd"/>
-            <w:r>
-              <w:rPr>
-                <w:rFonts w:asciiTheme="minorHAnsi" w:hAnsiTheme="minorHAnsi" w:cstheme="minorHAnsi"/>
-                <w:sz w:val="18"/>
-                <w:szCs w:val="18"/>
-              </w:rPr>
-              <w:t>”</w:t>
+              <w:t>&lt;&lt;if E06 ≥ E03, then print “Pass”, else print “Fail”</w:t>
             </w:r>
           </w:p>
         </w:tc>
@@ -18950,6 +18052,7 @@
                 <w:sz w:val="18"/>
                 <w:szCs w:val="18"/>
               </w:rPr>
+              <w:lastRenderedPageBreak/>
               <w:t>F</w:t>
             </w:r>
             <w:r>
@@ -19068,7 +18171,6 @@
                 <w:sz w:val="18"/>
                 <w:szCs w:val="18"/>
               </w:rPr>
-              <w:lastRenderedPageBreak/>
               <w:t>G. Determination of HERS Verification Compliance</w:t>
             </w:r>
           </w:p>
@@ -19142,25 +18244,7 @@
                 <w:sz w:val="18"/>
                 <w:szCs w:val="18"/>
               </w:rPr>
-              <w:t>&lt;&lt;</w:t>
-            </w:r>
-            <w:proofErr w:type="gramStart"/>
-            <w:r>
-              <w:rPr>
-                <w:rFonts w:asciiTheme="minorHAnsi" w:hAnsiTheme="minorHAnsi" w:cstheme="minorHAnsi"/>
-                <w:sz w:val="18"/>
-                <w:szCs w:val="18"/>
-              </w:rPr>
-              <w:t>if  B</w:t>
-            </w:r>
-            <w:proofErr w:type="gramEnd"/>
-            <w:r>
-              <w:rPr>
-                <w:rFonts w:asciiTheme="minorHAnsi" w:hAnsiTheme="minorHAnsi" w:cstheme="minorHAnsi"/>
-                <w:sz w:val="18"/>
-                <w:szCs w:val="18"/>
-              </w:rPr>
-              <w:t>01≠ System does not comply; and C04 ≠ Not Certified; and D04=system airflow rate complies; and E08= system airflow rate complies and F09</w:t>
+              <w:t>&lt;&lt;if  B01≠ System does not comply; and C04 ≠ Not Certified; and D04=system airflow rate complies; and E08= system airflow rate complies and F09</w:t>
             </w:r>
             <w:r>
               <w:rPr>
@@ -19194,7 +18278,7 @@
       <w:pPr>
         <w:rPr>
           <w:rFonts w:asciiTheme="minorHAnsi" w:hAnsiTheme="minorHAnsi" w:cstheme="minorHAnsi"/>
-          <w:rPrChange w:id="428" w:author="Geiser, Che@Energy" w:date="2023-06-06T14:15:00Z">
+          <w:rPrChange w:id="449" w:author="Geiser, Che@Energy" w:date="2023-06-06T14:15:00Z">
             <w:rPr>
               <w:rFonts w:ascii="Calibri" w:hAnsi="Calibri"/>
             </w:rPr>
@@ -19570,33 +18654,7 @@
           <w:sz w:val="28"/>
           <w:szCs w:val="28"/>
         </w:rPr>
-        <w:t xml:space="preserve">NOT REGISTERED - CAN BE USED FOR SUBMISSION TO </w:t>
-      </w:r>
-      <w:proofErr w:type="gramStart"/>
-      <w:r>
-        <w:rPr>
-          <w:rFonts w:asciiTheme="minorHAnsi" w:hAnsiTheme="minorHAnsi" w:cstheme="minorHAnsi"/>
-          <w:b/>
-          <w:bCs/>
-          <w:i/>
-          <w:iCs/>
-          <w:sz w:val="28"/>
-          <w:szCs w:val="28"/>
-        </w:rPr>
-        <w:t>BUILDING</w:t>
-      </w:r>
-      <w:proofErr w:type="gramEnd"/>
-      <w:r>
-        <w:rPr>
-          <w:rFonts w:asciiTheme="minorHAnsi" w:hAnsiTheme="minorHAnsi" w:cstheme="minorHAnsi"/>
-          <w:b/>
-          <w:bCs/>
-          <w:i/>
-          <w:iCs/>
-          <w:sz w:val="28"/>
-          <w:szCs w:val="28"/>
-        </w:rPr>
-        <w:t xml:space="preserve"> DEPARTMENTS PRIOR TO DECEMBER 31, 2023</w:t>
+        <w:t>NOT REGISTERED - CAN BE USED FOR SUBMISSION TO BUILDING DEPARTMENTS PRIOR TO DECEMBER 31, 2023</w:t>
       </w:r>
     </w:ins>
     <w:del w:id="339" w:author="Geiser, Che@Energy" w:date="2023-06-06T14:11:00Z">
@@ -24420,8 +23478,48 @@
 </file>
 
 <file path=customXml/item1.xml><?xml version="1.0" encoding="utf-8"?>
-<ct:contentTypeSchema xmlns:ct="http://schemas.microsoft.com/office/2006/metadata/contentType" xmlns:ma="http://schemas.microsoft.com/office/2006/metadata/properties/metaAttributes" ct:_="" ma:_="" ma:contentTypeName="Document" ma:contentTypeID="0x01010061DC9A153AAEEE45BACE06E01F8272AC" ma:contentTypeVersion="21" ma:contentTypeDescription="Create a new document." ma:contentTypeScope="" ma:versionID="88efdf97b65d09c9d0c7bbf944c2dedf">
-  <xsd:schema xmlns:xsd="http://www.w3.org/2001/XMLSchema" xmlns:xs="http://www.w3.org/2001/XMLSchema" xmlns:p="http://schemas.microsoft.com/office/2006/metadata/properties" xmlns:ns2="785685f2-c2e1-4352-89aa-3faca8eaba52" xmlns:ns3="5067c814-4b34-462c-a21d-c185ff6548d2" targetNamespace="http://schemas.microsoft.com/office/2006/metadata/properties" ma:root="true" ma:fieldsID="ea7966bcb5d37bb36b188e4d473f173a" ns2:_="" ns3:_="">
+<?mso-contentType ?>
+<FormTemplates xmlns="http://schemas.microsoft.com/sharepoint/v3/contenttype/forms">
+  <Display>DocumentLibraryForm</Display>
+  <Edit>DocumentLibraryForm</Edit>
+  <New>DocumentLibraryForm</New>
+</FormTemplates>
+</file>
+
+<file path=customXml/item2.xml><?xml version="1.0" encoding="utf-8"?>
+<p:properties xmlns:p="http://schemas.microsoft.com/office/2006/metadata/properties" xmlns:xsi="http://www.w3.org/2001/XMLSchema-instance" xmlns:pc="http://schemas.microsoft.com/office/infopath/2007/PartnerControls">
+  <documentManagement>
+    <b26d xmlns="785685f2-c2e1-4352-89aa-3faca8eaba52" xsi:nil="true"/>
+    <DateCCOReviewed xmlns="785685f2-c2e1-4352-89aa-3faca8eaba52" xsi:nil="true"/>
+    <oawc xmlns="785685f2-c2e1-4352-89aa-3faca8eaba52" xsi:nil="true"/>
+    <sipv xmlns="785685f2-c2e1-4352-89aa-3faca8eaba52" xsi:nil="true"/>
+    <_x0074_mv6 xmlns="785685f2-c2e1-4352-89aa-3faca8eaba52">
+      <UserInfo>
+        <DisplayName/>
+        <AccountId xsi:nil="true"/>
+        <AccountType/>
+      </UserInfo>
+    </_x0074_mv6>
+    <CCOReviewr xmlns="785685f2-c2e1-4352-89aa-3faca8eaba52" xsi:nil="true"/>
+    <TaxCatchAll xmlns="5067c814-4b34-462c-a21d-c185ff6548d2" xsi:nil="true"/>
+    <lcf76f155ced4ddcb4097134ff3c332f xmlns="785685f2-c2e1-4352-89aa-3faca8eaba52">
+      <Terms xmlns="http://schemas.microsoft.com/office/infopath/2007/PartnerControls"/>
+    </lcf76f155ced4ddcb4097134ff3c332f>
+  </documentManagement>
+</p:properties>
+</file>
+
+<file path=customXml/item3.xml><?xml version="1.0" encoding="utf-8"?>
+<b:Sources xmlns:b="http://schemas.openxmlformats.org/officeDocument/2006/bibliography" xmlns="http://schemas.openxmlformats.org/officeDocument/2006/bibliography" SelectedStyle="\APA.XSL" StyleName="APA Fifth Edition"/>
+</file>
+
+<file path=customXml/item4.xml><?xml version="1.0" encoding="utf-8"?>
+<b:Sources xmlns:b="http://schemas.openxmlformats.org/officeDocument/2006/bibliography" xmlns="http://schemas.openxmlformats.org/officeDocument/2006/bibliography" SelectedStyle="\APA.XSL" StyleName="APA Fifth Edition"/>
+</file>
+
+<file path=customXml/item5.xml><?xml version="1.0" encoding="utf-8"?>
+<ct:contentTypeSchema xmlns:ct="http://schemas.microsoft.com/office/2006/metadata/contentType" xmlns:ma="http://schemas.microsoft.com/office/2006/metadata/properties/metaAttributes" ct:_="" ma:_="" ma:contentTypeName="Document" ma:contentTypeID="0x01010061DC9A153AAEEE45BACE06E01F8272AC" ma:contentTypeVersion="22" ma:contentTypeDescription="Create a new document." ma:contentTypeScope="" ma:versionID="f385d176d2edce8649242d2577021922">
+  <xsd:schema xmlns:xsd="http://www.w3.org/2001/XMLSchema" xmlns:xs="http://www.w3.org/2001/XMLSchema" xmlns:p="http://schemas.microsoft.com/office/2006/metadata/properties" xmlns:ns2="785685f2-c2e1-4352-89aa-3faca8eaba52" xmlns:ns3="5067c814-4b34-462c-a21d-c185ff6548d2" targetNamespace="http://schemas.microsoft.com/office/2006/metadata/properties" ma:root="true" ma:fieldsID="d524efdc8979a7138db3d9a62e6dc8ef" ns2:_="" ns3:_="">
     <xsd:import namespace="785685f2-c2e1-4352-89aa-3faca8eaba52"/>
     <xsd:import namespace="5067c814-4b34-462c-a21d-c185ff6548d2"/>
     <xsd:element name="properties">
@@ -24450,6 +23548,7 @@
                 <xsd:element ref="ns2:lcf76f155ced4ddcb4097134ff3c332f" minOccurs="0"/>
                 <xsd:element ref="ns3:TaxCatchAll" minOccurs="0"/>
                 <xsd:element ref="ns2:MediaServiceObjectDetectorVersions" minOccurs="0"/>
+                <xsd:element ref="ns2:MediaServiceSearchProperties" minOccurs="0"/>
               </xsd:all>
             </xsd:complexType>
           </xsd:element>
@@ -24565,6 +23664,11 @@
     <xsd:element name="MediaServiceObjectDetectorVersions" ma:index="28" nillable="true" ma:displayName="MediaServiceObjectDetectorVersions" ma:hidden="true" ma:indexed="true" ma:internalName="MediaServiceObjectDetectorVersions" ma:readOnly="true">
       <xsd:simpleType>
         <xsd:restriction base="dms:Text"/>
+      </xsd:simpleType>
+    </xsd:element>
+    <xsd:element name="MediaServiceSearchProperties" ma:index="29" nillable="true" ma:displayName="MediaServiceSearchProperties" ma:hidden="true" ma:internalName="MediaServiceSearchProperties" ma:readOnly="true">
+      <xsd:simpleType>
+        <xsd:restriction base="dms:Note"/>
       </xsd:simpleType>
     </xsd:element>
   </xsd:schema>
@@ -24708,51 +23812,7 @@
 </ct:contentTypeSchema>
 </file>
 
-<file path=customXml/item2.xml><?xml version="1.0" encoding="utf-8"?>
-<?mso-contentType ?>
-<FormTemplates xmlns="http://schemas.microsoft.com/sharepoint/v3/contenttype/forms">
-  <Display>DocumentLibraryForm</Display>
-  <Edit>DocumentLibraryForm</Edit>
-  <New>DocumentLibraryForm</New>
-</FormTemplates>
-</file>
-
-<file path=customXml/item3.xml><?xml version="1.0" encoding="utf-8"?>
-<p:properties xmlns:p="http://schemas.microsoft.com/office/2006/metadata/properties" xmlns:xsi="http://www.w3.org/2001/XMLSchema-instance" xmlns:pc="http://schemas.microsoft.com/office/infopath/2007/PartnerControls">
-  <documentManagement>
-    <b26d xmlns="785685f2-c2e1-4352-89aa-3faca8eaba52" xsi:nil="true"/>
-    <DateCCOReviewed xmlns="785685f2-c2e1-4352-89aa-3faca8eaba52" xsi:nil="true"/>
-    <oawc xmlns="785685f2-c2e1-4352-89aa-3faca8eaba52" xsi:nil="true"/>
-    <sipv xmlns="785685f2-c2e1-4352-89aa-3faca8eaba52" xsi:nil="true"/>
-    <_x0074_mv6 xmlns="785685f2-c2e1-4352-89aa-3faca8eaba52">
-      <UserInfo>
-        <DisplayName/>
-        <AccountId xsi:nil="true"/>
-        <AccountType/>
-      </UserInfo>
-    </_x0074_mv6>
-    <CCOReviewr xmlns="785685f2-c2e1-4352-89aa-3faca8eaba52" xsi:nil="true"/>
-    <TaxCatchAll xmlns="5067c814-4b34-462c-a21d-c185ff6548d2" xsi:nil="true"/>
-    <lcf76f155ced4ddcb4097134ff3c332f xmlns="785685f2-c2e1-4352-89aa-3faca8eaba52">
-      <Terms xmlns="http://schemas.microsoft.com/office/infopath/2007/PartnerControls"/>
-    </lcf76f155ced4ddcb4097134ff3c332f>
-  </documentManagement>
-</p:properties>
-</file>
-
-<file path=customXml/item4.xml><?xml version="1.0" encoding="utf-8"?>
-<b:Sources xmlns:b="http://schemas.openxmlformats.org/officeDocument/2006/bibliography" xmlns="http://schemas.openxmlformats.org/officeDocument/2006/bibliography" SelectedStyle="\APA.XSL" StyleName="APA Fifth Edition"/>
-</file>
-
-<file path=customXml/item5.xml><?xml version="1.0" encoding="utf-8"?>
-<b:Sources xmlns:b="http://schemas.openxmlformats.org/officeDocument/2006/bibliography" xmlns="http://schemas.openxmlformats.org/officeDocument/2006/bibliography" SelectedStyle="\APA.XSL" StyleName="APA Fifth Edition"/>
-</file>
-
 <file path=customXml/itemProps1.xml><?xml version="1.0" encoding="utf-8"?>
-<ds:datastoreItem xmlns:ds="http://schemas.openxmlformats.org/officeDocument/2006/customXml" ds:itemID="{CD8048B6-6663-4633-AB02-2159A511A9E1}"/>
-</file>
-
-<file path=customXml/itemProps2.xml><?xml version="1.0" encoding="utf-8"?>
 <ds:datastoreItem xmlns:ds="http://schemas.openxmlformats.org/officeDocument/2006/customXml" ds:itemID="{2A83C453-44B3-4660-AE90-C007A7818914}">
   <ds:schemaRefs>
     <ds:schemaRef ds:uri="http://schemas.microsoft.com/sharepoint/v3/contenttype/forms"/>
@@ -24760,24 +23820,18 @@
 </ds:datastoreItem>
 </file>
 
-<file path=customXml/itemProps3.xml><?xml version="1.0" encoding="utf-8"?>
+<file path=customXml/itemProps2.xml><?xml version="1.0" encoding="utf-8"?>
 <ds:datastoreItem xmlns:ds="http://schemas.openxmlformats.org/officeDocument/2006/customXml" ds:itemID="{FF603236-C8B4-42DB-BB10-F536F783435C}">
   <ds:schemaRefs>
+    <ds:schemaRef ds:uri="http://schemas.microsoft.com/office/2006/metadata/properties"/>
     <ds:schemaRef ds:uri="http://schemas.microsoft.com/office/infopath/2007/PartnerControls"/>
-    <ds:schemaRef ds:uri="http://purl.org/dc/terms/"/>
-    <ds:schemaRef ds:uri="http://purl.org/dc/dcmitype/"/>
+    <ds:schemaRef ds:uri="785685f2-c2e1-4352-89aa-3faca8eaba52"/>
     <ds:schemaRef ds:uri="5067c814-4b34-462c-a21d-c185ff6548d2"/>
-    <ds:schemaRef ds:uri="http://schemas.microsoft.com/office/2006/documentManagement/types"/>
-    <ds:schemaRef ds:uri="http://schemas.microsoft.com/office/2006/metadata/properties"/>
-    <ds:schemaRef ds:uri="http://purl.org/dc/elements/1.1/"/>
-    <ds:schemaRef ds:uri="http://schemas.openxmlformats.org/package/2006/metadata/core-properties"/>
-    <ds:schemaRef ds:uri="785685f2-c2e1-4352-89aa-3faca8eaba52"/>
-    <ds:schemaRef ds:uri="http://www.w3.org/XML/1998/namespace"/>
   </ds:schemaRefs>
 </ds:datastoreItem>
 </file>
 
-<file path=customXml/itemProps4.xml><?xml version="1.0" encoding="utf-8"?>
+<file path=customXml/itemProps3.xml><?xml version="1.0" encoding="utf-8"?>
 <ds:datastoreItem xmlns:ds="http://schemas.openxmlformats.org/officeDocument/2006/customXml" ds:itemID="{5E4CBD02-2758-41BD-AB89-9D34AFF7C5D6}">
   <ds:schemaRefs>
     <ds:schemaRef ds:uri="http://schemas.openxmlformats.org/officeDocument/2006/bibliography"/>
@@ -24785,10 +23839,14 @@
 </ds:datastoreItem>
 </file>
 
-<file path=customXml/itemProps5.xml><?xml version="1.0" encoding="utf-8"?>
+<file path=customXml/itemProps4.xml><?xml version="1.0" encoding="utf-8"?>
 <ds:datastoreItem xmlns:ds="http://schemas.openxmlformats.org/officeDocument/2006/customXml" ds:itemID="{F81B668C-8EDC-4890-9DEF-368F3E0351E7}">
   <ds:schemaRefs>
     <ds:schemaRef ds:uri="http://schemas.openxmlformats.org/officeDocument/2006/bibliography"/>
   </ds:schemaRefs>
 </ds:datastoreItem>
+</file>
+
+<file path=customXml/itemProps5.xml><?xml version="1.0" encoding="utf-8"?>
+<ds:datastoreItem xmlns:ds="http://schemas.openxmlformats.org/officeDocument/2006/customXml" ds:itemID="{DD32D442-5C19-4F80-BC84-74D15F26E977}"/>
 </file>